--- a/Documentation/How I run my TurtleStitch workshops v0.4.docx
+++ b/Documentation/How I run my TurtleStitch workshops v0.4.docx
@@ -13,21 +13,7 @@
         <w:rPr>
           <w:lang w:val="en-GB"/>
         </w:rPr>
-        <w:t xml:space="preserve">How I run my </w:t>
-      </w:r>
-      <w:proofErr w:type="spellStart"/>
-      <w:r>
-        <w:rPr>
-          <w:lang w:val="en-GB"/>
-        </w:rPr>
-        <w:t>TurtleStitch</w:t>
-      </w:r>
-      <w:proofErr w:type="spellEnd"/>
-      <w:r>
-        <w:rPr>
-          <w:lang w:val="en-GB"/>
-        </w:rPr>
-        <w:t xml:space="preserve"> workshops</w:t>
+        <w:t>How I run my TurtleStitch workshops</w:t>
       </w:r>
     </w:p>
     <w:p>
@@ -54,21 +40,7 @@
         <w:rPr>
           <w:lang w:val="en-GB"/>
         </w:rPr>
-        <w:t xml:space="preserve">This is a description of how I run my </w:t>
-      </w:r>
-      <w:proofErr w:type="spellStart"/>
-      <w:r>
-        <w:rPr>
-          <w:lang w:val="en-GB"/>
-        </w:rPr>
-        <w:t>TurtleStitch</w:t>
-      </w:r>
-      <w:proofErr w:type="spellEnd"/>
-      <w:r>
-        <w:rPr>
-          <w:lang w:val="en-GB"/>
-        </w:rPr>
-        <w:t xml:space="preserve"> workshops. It is by no means a suggestion that this is the ideal way. It is merely a description of what I do </w:t>
+        <w:t xml:space="preserve">This is a description of how I run my TurtleStitch workshops. It is by no means a suggestion that this is the ideal way. It is merely a description of what I do </w:t>
       </w:r>
       <w:r>
         <w:rPr>
@@ -132,21 +104,7 @@
         <w:rPr>
           <w:lang w:val="en-GB"/>
         </w:rPr>
-        <w:t xml:space="preserve"> (because they are programmed in </w:t>
-      </w:r>
-      <w:proofErr w:type="spellStart"/>
-      <w:r>
-        <w:rPr>
-          <w:lang w:val="en-GB"/>
-        </w:rPr>
-        <w:t>AutoIT</w:t>
-      </w:r>
-      <w:proofErr w:type="spellEnd"/>
-      <w:r>
-        <w:rPr>
-          <w:lang w:val="en-GB"/>
-        </w:rPr>
-        <w:t>)</w:t>
+        <w:t xml:space="preserve"> (because they are programmed in AutoIT)</w:t>
       </w:r>
       <w:r>
         <w:rPr>
@@ -166,7 +124,6 @@
           <w:lang w:val="en-GB"/>
         </w:rPr>
       </w:pPr>
-      <w:proofErr w:type="spellStart"/>
       <w:r>
         <w:rPr>
           <w:b/>
@@ -175,7 +132,6 @@
         </w:rPr>
         <w:t>TSStart</w:t>
       </w:r>
-      <w:proofErr w:type="spellEnd"/>
       <w:r>
         <w:rPr>
           <w:lang w:val="en-GB"/>
@@ -186,41 +142,13 @@
         <w:rPr>
           <w:lang w:val="en-GB"/>
         </w:rPr>
-        <w:t xml:space="preserve">A program that will start the default browser with the </w:t>
-      </w:r>
-      <w:proofErr w:type="spellStart"/>
-      <w:r>
-        <w:rPr>
-          <w:lang w:val="en-GB"/>
-        </w:rPr>
-        <w:t>TurtleStitch</w:t>
-      </w:r>
-      <w:proofErr w:type="spellEnd"/>
-      <w:r>
-        <w:rPr>
-          <w:lang w:val="en-GB"/>
-        </w:rPr>
-        <w:t xml:space="preserve"> page opened. </w:t>
-      </w:r>
-      <w:r>
-        <w:rPr>
-          <w:lang w:val="en-GB"/>
-        </w:rPr>
-        <w:t xml:space="preserve">Gives a </w:t>
-      </w:r>
-      <w:proofErr w:type="spellStart"/>
-      <w:r>
-        <w:rPr>
-          <w:lang w:val="en-GB"/>
-        </w:rPr>
-        <w:t>TurtleStitch</w:t>
-      </w:r>
-      <w:proofErr w:type="spellEnd"/>
-      <w:r>
-        <w:rPr>
-          <w:lang w:val="en-GB"/>
-        </w:rPr>
-        <w:t xml:space="preserve"> icon on the desktop</w:t>
+        <w:t xml:space="preserve">A program that will start the default browser with the TurtleStitch page opened. </w:t>
+      </w:r>
+      <w:r>
+        <w:rPr>
+          <w:lang w:val="en-GB"/>
+        </w:rPr>
+        <w:t>Gives a TurtleStitch icon on the desktop</w:t>
       </w:r>
       <w:r>
         <w:rPr>
@@ -327,21 +255,7 @@
         <w:rPr>
           <w:lang w:val="en-GB"/>
         </w:rPr>
-        <w:t xml:space="preserve">Export the design to a </w:t>
-      </w:r>
-      <w:proofErr w:type="spellStart"/>
-      <w:r>
-        <w:rPr>
-          <w:lang w:val="en-GB"/>
-        </w:rPr>
-        <w:t>TurtleStitch</w:t>
-      </w:r>
-      <w:proofErr w:type="spellEnd"/>
-      <w:r>
-        <w:rPr>
-          <w:lang w:val="en-GB"/>
-        </w:rPr>
-        <w:t xml:space="preserve"> USB stick</w:t>
+        <w:t>Export the design to a TurtleStitch USB stick</w:t>
       </w:r>
     </w:p>
     <w:p>
@@ -387,21 +301,13 @@
         <w:rPr>
           <w:lang w:val="en-GB"/>
         </w:rPr>
-        <w:t xml:space="preserve"> for size, stitches, </w:t>
-      </w:r>
-      <w:proofErr w:type="spellStart"/>
-      <w:r>
-        <w:rPr>
-          <w:lang w:val="en-GB"/>
-        </w:rPr>
-        <w:t>colors</w:t>
-      </w:r>
-      <w:proofErr w:type="spellEnd"/>
-      <w:r>
-        <w:rPr>
-          <w:lang w:val="en-GB"/>
-        </w:rPr>
-        <w:t xml:space="preserve"> etc.</w:t>
+        <w:t xml:space="preserve"> for size, stitches, colors etc.</w:t>
+      </w:r>
+      <w:r>
+        <w:rPr>
+          <w:lang w:val="en-GB"/>
+        </w:rPr>
+        <w:t xml:space="preserve"> Also write a file with timestamp information to the USB stick.</w:t>
       </w:r>
     </w:p>
     <w:p>
@@ -499,7 +405,19 @@
         <w:rPr>
           <w:lang w:val="en-GB"/>
         </w:rPr>
-        <w:t xml:space="preserve">On insertion of a USB stick with volume label UPDATETS files to be updated are copied from the stick to the respective locations. </w:t>
+        <w:t>On insertion of a USB stick with volume label UPDATETS</w:t>
+      </w:r>
+      <w:r>
+        <w:rPr>
+          <w:lang w:val="en-GB"/>
+        </w:rPr>
+        <w:t>,</w:t>
+      </w:r>
+      <w:r>
+        <w:rPr>
+          <w:lang w:val="en-GB"/>
+        </w:rPr>
+        <w:t xml:space="preserve"> files to be updated are copied from the stick to the respective locations. </w:t>
       </w:r>
     </w:p>
     <w:p>
@@ -531,21 +449,7 @@
         <w:rPr>
           <w:lang w:val="en-GB"/>
         </w:rPr>
-        <w:t xml:space="preserve">Move </w:t>
-      </w:r>
-      <w:proofErr w:type="spellStart"/>
-      <w:r>
-        <w:rPr>
-          <w:lang w:val="en-GB"/>
-        </w:rPr>
-        <w:t>TurtleStitch</w:t>
-      </w:r>
-      <w:proofErr w:type="spellEnd"/>
-      <w:r>
-        <w:rPr>
-          <w:lang w:val="en-GB"/>
-        </w:rPr>
-        <w:t xml:space="preserve"> related content to </w:t>
+        <w:t xml:space="preserve">Move TurtleStitch related content to </w:t>
       </w:r>
       <w:r>
         <w:rPr>
@@ -557,21 +461,7 @@
         <w:rPr>
           <w:lang w:val="en-GB"/>
         </w:rPr>
-        <w:t xml:space="preserve">PC on insertion of a </w:t>
-      </w:r>
-      <w:proofErr w:type="spellStart"/>
-      <w:r>
-        <w:rPr>
-          <w:lang w:val="en-GB"/>
-        </w:rPr>
-        <w:t>TurtleStitch</w:t>
-      </w:r>
-      <w:proofErr w:type="spellEnd"/>
-      <w:r>
-        <w:rPr>
-          <w:lang w:val="en-GB"/>
-        </w:rPr>
-        <w:t xml:space="preserve"> USB stick. </w:t>
+        <w:t xml:space="preserve">PC on insertion of a TurtleStitch USB stick. </w:t>
       </w:r>
       <w:r>
         <w:rPr>
@@ -636,7 +526,7 @@
         </w:rPr>
         <w:t xml:space="preserve">These programs can be found at </w:t>
       </w:r>
-      <w:hyperlink r:id="rId7" w:history="1">
+      <w:hyperlink r:id="rId8" w:history="1">
         <w:r>
           <w:rPr>
             <w:rStyle w:val="Hyperlink"/>
@@ -726,28 +616,154 @@
         <w:rPr>
           <w:lang w:val="en-GB"/>
         </w:rPr>
-        <w:t xml:space="preserve">orkshops. There is a setup with a number of computers to design with </w:t>
-      </w:r>
-      <w:proofErr w:type="spellStart"/>
-      <w:r>
-        <w:rPr>
-          <w:lang w:val="en-GB"/>
-        </w:rPr>
-        <w:t>TurtleStitch</w:t>
-      </w:r>
-      <w:proofErr w:type="spellEnd"/>
-      <w:r>
-        <w:rPr>
-          <w:lang w:val="en-GB"/>
-        </w:rPr>
-        <w:t xml:space="preserve">. </w:t>
-      </w:r>
-      <w:r>
-        <w:rPr>
-          <w:lang w:val="en-GB"/>
-        </w:rPr>
-        <w:t xml:space="preserve">And one or more embroidery machines to actually embroider the work. </w:t>
-      </w:r>
+        <w:t xml:space="preserve">orkshops. </w:t>
+      </w:r>
+    </w:p>
+    <w:p>
+      <w:pPr>
+        <w:rPr>
+          <w:lang w:val="en-GB"/>
+        </w:rPr>
+      </w:pPr>
+      <w:r>
+        <w:rPr>
+          <w:lang w:val="en-GB"/>
+        </w:rPr>
+        <w:t>This means, t</w:t>
+      </w:r>
+      <w:r>
+        <w:rPr>
+          <w:lang w:val="en-GB"/>
+        </w:rPr>
+        <w:t>here is a setup with a number of computers to design with TurtleStitch. And one or more embroidery machines to actually embroider the work.</w:t>
+      </w:r>
+    </w:p>
+    <w:p>
+      <w:pPr>
+        <w:keepNext/>
+      </w:pPr>
+      <w:r>
+        <w:rPr>
+          <w:noProof/>
+          <w:lang w:val="en-GB"/>
+        </w:rPr>
+        <w:lastRenderedPageBreak/>
+        <w:drawing>
+          <wp:inline distT="0" distB="0" distL="0" distR="0" wp14:anchorId="0A7619A0" wp14:editId="10FFECF1">
+            <wp:extent cx="5749925" cy="4330700"/>
+            <wp:effectExtent l="0" t="0" r="3175" b="0"/>
+            <wp:docPr id="1015489065" name="Picture 1"/>
+            <wp:cNvGraphicFramePr>
+              <a:graphicFrameLocks xmlns:a="http://schemas.openxmlformats.org/drawingml/2006/main" noChangeAspect="1"/>
+            </wp:cNvGraphicFramePr>
+            <a:graphic xmlns:a="http://schemas.openxmlformats.org/drawingml/2006/main">
+              <a:graphicData uri="http://schemas.openxmlformats.org/drawingml/2006/picture">
+                <pic:pic xmlns:pic="http://schemas.openxmlformats.org/drawingml/2006/picture">
+                  <pic:nvPicPr>
+                    <pic:cNvPr id="0" name="Picture 1"/>
+                    <pic:cNvPicPr>
+                      <a:picLocks noChangeAspect="1" noChangeArrowheads="1"/>
+                    </pic:cNvPicPr>
+                  </pic:nvPicPr>
+                  <pic:blipFill>
+                    <a:blip r:embed="rId9" cstate="print">
+                      <a:extLst>
+                        <a:ext uri="{28A0092B-C50C-407E-A947-70E740481C1C}">
+                          <a14:useLocalDpi xmlns:a14="http://schemas.microsoft.com/office/drawing/2010/main" val="0"/>
+                        </a:ext>
+                      </a:extLst>
+                    </a:blip>
+                    <a:srcRect/>
+                    <a:stretch>
+                      <a:fillRect/>
+                    </a:stretch>
+                  </pic:blipFill>
+                  <pic:spPr bwMode="auto">
+                    <a:xfrm>
+                      <a:off x="0" y="0"/>
+                      <a:ext cx="5749925" cy="4330700"/>
+                    </a:xfrm>
+                    <a:prstGeom prst="rect">
+                      <a:avLst/>
+                    </a:prstGeom>
+                    <a:noFill/>
+                    <a:ln>
+                      <a:noFill/>
+                    </a:ln>
+                  </pic:spPr>
+                </pic:pic>
+              </a:graphicData>
+            </a:graphic>
+          </wp:inline>
+        </w:drawing>
+      </w:r>
+    </w:p>
+    <w:p>
+      <w:pPr>
+        <w:pStyle w:val="Caption"/>
+        <w:rPr>
+          <w:lang w:val="en-GB"/>
+        </w:rPr>
+      </w:pPr>
+      <w:r>
+        <w:rPr>
+          <w:lang w:val="en-GB"/>
+        </w:rPr>
+        <w:t xml:space="preserve">Photo </w:t>
+      </w:r>
+      <w:r>
+        <w:fldChar w:fldCharType="begin"/>
+      </w:r>
+      <w:r>
+        <w:rPr>
+          <w:lang w:val="en-GB"/>
+        </w:rPr>
+        <w:instrText xml:space="preserve"> SEQ Photo \* ARABIC </w:instrText>
+      </w:r>
+      <w:r>
+        <w:fldChar w:fldCharType="separate"/>
+      </w:r>
+      <w:r>
+        <w:rPr>
+          <w:noProof/>
+          <w:lang w:val="en-GB"/>
+        </w:rPr>
+        <w:t>1</w:t>
+      </w:r>
+      <w:r>
+        <w:fldChar w:fldCharType="end"/>
+      </w:r>
+      <w:r>
+        <w:rPr>
+          <w:lang w:val="en-GB"/>
+        </w:rPr>
+        <w:t>: Overview of the TurtleStitch stand at the MakerDays 2026 in Eindhoven</w:t>
+      </w:r>
+      <w:r>
+        <w:rPr>
+          <w:lang w:val="en-GB"/>
+        </w:rPr>
+        <w:t xml:space="preserve"> with 15 laptops for design and 7 machines for embroidery. Plus one laptop with TSUSB-Clean (see above) and one to continuous</w:t>
+      </w:r>
+      <w:r>
+        <w:rPr>
+          <w:lang w:val="en-GB"/>
+        </w:rPr>
+        <w:t>ly</w:t>
+      </w:r>
+      <w:r>
+        <w:rPr>
+          <w:lang w:val="en-GB"/>
+        </w:rPr>
+        <w:t xml:space="preserve"> play the movie on a large screen.</w:t>
+      </w:r>
+    </w:p>
+    <w:p>
+      <w:pPr>
+        <w:rPr>
+          <w:lang w:val="en-GB"/>
+        </w:rPr>
+      </w:pPr>
       <w:r>
         <w:rPr>
           <w:lang w:val="en-GB"/>
@@ -836,7 +852,6 @@
         <w:rPr>
           <w:lang w:val="en-GB"/>
         </w:rPr>
-        <w:lastRenderedPageBreak/>
         <w:t xml:space="preserve">The participant </w:t>
       </w:r>
       <w:r>
@@ -879,21 +894,31 @@
         <w:rPr>
           <w:lang w:val="en-GB"/>
         </w:rPr>
-        <w:t xml:space="preserve">The participant opens a file on the desktop that will start the browser with the desired </w:t>
-      </w:r>
-      <w:proofErr w:type="spellStart"/>
-      <w:r>
-        <w:rPr>
-          <w:lang w:val="en-GB"/>
-        </w:rPr>
-        <w:t>TurtleStitch</w:t>
-      </w:r>
-      <w:proofErr w:type="spellEnd"/>
-      <w:r>
-        <w:rPr>
-          <w:lang w:val="en-GB"/>
-        </w:rPr>
-        <w:t xml:space="preserve"> location (on-line or an off-line </w:t>
+        <w:t>The participant opens a file</w:t>
+      </w:r>
+      <w:r>
+        <w:rPr>
+          <w:lang w:val="en-GB"/>
+        </w:rPr>
+        <w:t xml:space="preserve"> TSStart</w:t>
+      </w:r>
+      <w:r>
+        <w:rPr>
+          <w:lang w:val="en-GB"/>
+        </w:rPr>
+        <w:t xml:space="preserve"> on the desktop that will start the browser with the desired TurtleStitch location (on-line</w:t>
+      </w:r>
+      <w:r>
+        <w:rPr>
+          <w:lang w:val="en-GB"/>
+        </w:rPr>
+        <w:t>,</w:t>
+      </w:r>
+      <w:r>
+        <w:rPr>
+          <w:lang w:val="en-GB"/>
+        </w:rPr>
+        <w:t xml:space="preserve"> or an off-line </w:t>
       </w:r>
       <w:r>
         <w:rPr>
@@ -989,21 +1014,19 @@
         <w:rPr>
           <w:lang w:val="en-GB"/>
         </w:rPr>
-        <w:t xml:space="preserve">is called to inspect the design (e.g. for density warnings) who then inserts a (generally empty) USB stick into the computer. As a program TSUSB-Export is running in the background, see below, the design is automatically exported to the stick after inspection of the design for use of multiple </w:t>
-      </w:r>
-      <w:proofErr w:type="spellStart"/>
-      <w:r>
-        <w:rPr>
-          <w:lang w:val="en-GB"/>
-        </w:rPr>
-        <w:t>colors</w:t>
-      </w:r>
-      <w:proofErr w:type="spellEnd"/>
-      <w:r>
-        <w:rPr>
-          <w:lang w:val="en-GB"/>
-        </w:rPr>
-        <w:t xml:space="preserve">, size, amount of stitches. When all of that is within acceptable boundaries, the </w:t>
+        <w:t>is called to inspect the design (e.g. for density warnings)</w:t>
+      </w:r>
+      <w:r>
+        <w:rPr>
+          <w:lang w:val="en-GB"/>
+        </w:rPr>
+        <w:t xml:space="preserve">, </w:t>
+      </w:r>
+      <w:r>
+        <w:rPr>
+          <w:lang w:val="en-GB"/>
+        </w:rPr>
+        <w:t xml:space="preserve">who then inserts a (generally empty) USB stick into the computer. As a program TSUSB-Export is running in the background, see below, the design is automatically exported to the stick after inspection of the design for use of multiple colors, size, amount of stitches. When all of that is within acceptable boundaries, the </w:t>
       </w:r>
       <w:r>
         <w:rPr>
@@ -1065,14 +1088,12 @@
         </w:rPr>
         <w:t xml:space="preserve">set of </w:t>
       </w:r>
-      <w:proofErr w:type="spellStart"/>
       <w:r>
         <w:rPr>
           <w:lang w:val="en-GB"/>
         </w:rPr>
         <w:t>colors</w:t>
       </w:r>
-      <w:proofErr w:type="spellEnd"/>
       <w:r>
         <w:rPr>
           <w:lang w:val="en-GB"/>
@@ -1167,83 +1188,13 @@
         <w:rPr>
           <w:lang w:val="en-GB"/>
         </w:rPr>
-        <w:t xml:space="preserve">Which embroidery machine is picked depends on the desired </w:t>
-      </w:r>
-      <w:proofErr w:type="spellStart"/>
-      <w:r>
-        <w:rPr>
-          <w:lang w:val="en-GB"/>
-        </w:rPr>
-        <w:t>color</w:t>
-      </w:r>
-      <w:proofErr w:type="spellEnd"/>
-      <w:r>
-        <w:rPr>
-          <w:lang w:val="en-GB"/>
-        </w:rPr>
-        <w:t xml:space="preserve"> of yarn. Each machine has a different </w:t>
-      </w:r>
-      <w:proofErr w:type="spellStart"/>
-      <w:r>
-        <w:rPr>
-          <w:lang w:val="en-GB"/>
-        </w:rPr>
-        <w:t>color</w:t>
-      </w:r>
-      <w:proofErr w:type="spellEnd"/>
-      <w:r>
-        <w:rPr>
-          <w:lang w:val="en-GB"/>
-        </w:rPr>
-        <w:t xml:space="preserve"> of yarn. We will not change the </w:t>
-      </w:r>
-      <w:proofErr w:type="spellStart"/>
-      <w:r>
-        <w:rPr>
-          <w:lang w:val="en-GB"/>
-        </w:rPr>
-        <w:t>color</w:t>
-      </w:r>
-      <w:proofErr w:type="spellEnd"/>
-      <w:r>
-        <w:rPr>
-          <w:lang w:val="en-GB"/>
-        </w:rPr>
-        <w:t xml:space="preserve"> of yarn in any machine, unless there is a queue of people for a particular </w:t>
-      </w:r>
-      <w:proofErr w:type="spellStart"/>
-      <w:r>
-        <w:rPr>
-          <w:lang w:val="en-GB"/>
-        </w:rPr>
-        <w:t>color</w:t>
-      </w:r>
-      <w:proofErr w:type="spellEnd"/>
-      <w:r>
-        <w:rPr>
-          <w:lang w:val="en-GB"/>
-        </w:rPr>
-        <w:t xml:space="preserve"> and another machine is idle.</w:t>
-      </w:r>
-      <w:r>
-        <w:rPr>
-          <w:lang w:val="en-GB"/>
-        </w:rPr>
-        <w:t xml:space="preserve"> Then that idle machine is rethreaded with the popular </w:t>
-      </w:r>
-      <w:proofErr w:type="spellStart"/>
-      <w:r>
-        <w:rPr>
-          <w:lang w:val="en-GB"/>
-        </w:rPr>
-        <w:t>color</w:t>
-      </w:r>
-      <w:proofErr w:type="spellEnd"/>
-      <w:r>
-        <w:rPr>
-          <w:lang w:val="en-GB"/>
-        </w:rPr>
-        <w:t xml:space="preserve"> to help reducing the queue.</w:t>
+        <w:t>Which embroidery machine is picked depends on the desired color of yarn. Each machine has a different color of yarn. We will not change the color of yarn in any machine, unless there is a queue of people for a particular color and another machine is idle.</w:t>
+      </w:r>
+      <w:r>
+        <w:rPr>
+          <w:lang w:val="en-GB"/>
+        </w:rPr>
+        <w:t xml:space="preserve"> Then that idle machine is rethreaded with the popular color to help reducing the queue.</w:t>
       </w:r>
     </w:p>
     <w:p>
@@ -1267,7 +1218,19 @@
         <w:rPr>
           <w:lang w:val="en-GB"/>
         </w:rPr>
-        <w:t xml:space="preserve"> with some involvement of the participant, see below.</w:t>
+        <w:t xml:space="preserve"> with some </w:t>
+      </w:r>
+      <w:r>
+        <w:rPr>
+          <w:lang w:val="en-GB"/>
+        </w:rPr>
+        <w:t xml:space="preserve">limited </w:t>
+      </w:r>
+      <w:r>
+        <w:rPr>
+          <w:lang w:val="en-GB"/>
+        </w:rPr>
+        <w:t>involvement of the participant, see below.</w:t>
       </w:r>
     </w:p>
     <w:p>
@@ -1285,6 +1248,7 @@
         <w:rPr>
           <w:lang w:val="en-GB"/>
         </w:rPr>
+        <w:lastRenderedPageBreak/>
         <w:t xml:space="preserve">The participant takes </w:t>
       </w:r>
       <w:r>
@@ -1369,21 +1333,7 @@
         <w:rPr>
           <w:lang w:val="en-GB"/>
         </w:rPr>
-        <w:t xml:space="preserve">and inserts the USB stick. It is detected that a design is present on the stick and then the user is prompted whether to continue with that design or not. If so, the USB stick is opened and the user can drop the .XML file on an open </w:t>
-      </w:r>
-      <w:proofErr w:type="spellStart"/>
-      <w:r>
-        <w:rPr>
-          <w:lang w:val="en-GB"/>
-        </w:rPr>
-        <w:t>TurtleStitch</w:t>
-      </w:r>
-      <w:proofErr w:type="spellEnd"/>
-      <w:r>
-        <w:rPr>
-          <w:lang w:val="en-GB"/>
-        </w:rPr>
-        <w:t xml:space="preserve"> window. The user make</w:t>
+        <w:t>and inserts the USB stick. It is detected that a design is present on the stick and then the user is prompted whether to continue with that design or not. If so, the USB stick is opened and the user can drop the .XML file on an open TurtleStitch window. The user make</w:t>
       </w:r>
       <w:r>
         <w:rPr>
@@ -1440,35 +1390,7 @@
         <w:rPr>
           <w:lang w:val="en-GB"/>
         </w:rPr>
-        <w:t xml:space="preserve"> at least insert the USB stick, press the start button and at the end get the felt out of the hoop and then get the USB stick out of the machine. If there is time they can also put the felt in the hoop, let them lower and raise the </w:t>
-      </w:r>
-      <w:proofErr w:type="spellStart"/>
-      <w:r>
-        <w:rPr>
-          <w:lang w:val="en-GB"/>
-        </w:rPr>
-        <w:t>presserfoot</w:t>
-      </w:r>
-      <w:proofErr w:type="spellEnd"/>
-      <w:r>
-        <w:rPr>
-          <w:lang w:val="en-GB"/>
-        </w:rPr>
-        <w:t xml:space="preserve">, but when the helper is in a hurry (e.g. one helper attending 4 machines) then the helper does it. With lowering and raising the </w:t>
-      </w:r>
-      <w:proofErr w:type="spellStart"/>
-      <w:r>
-        <w:rPr>
-          <w:lang w:val="en-GB"/>
-        </w:rPr>
-        <w:t>presserfoot</w:t>
-      </w:r>
-      <w:proofErr w:type="spellEnd"/>
-      <w:r>
-        <w:rPr>
-          <w:lang w:val="en-GB"/>
-        </w:rPr>
-        <w:t xml:space="preserve"> the helper has to well instruct </w:t>
+        <w:t xml:space="preserve"> at least insert the USB stick, press the start button and at the end get the felt out of the hoop and then get the USB stick out of the machine. If there is time they can also put the felt in the hoop, let them lower and raise the presserfoot, but when the helper is in a hurry (e.g. one helper attending 4 machines) then the helper does it. With lowering and raising the presserfoot the helper has to well instruct </w:t>
       </w:r>
       <w:r>
         <w:rPr>
@@ -1493,7 +1415,19 @@
         <w:rPr>
           <w:lang w:val="en-GB"/>
         </w:rPr>
-        <w:t xml:space="preserve">What I always let the helper do is to attach the hoop to the machine as well as remove it, because my experience is that even for the helpers this is not always so easy. And rethreading we do not do at all and that is something not even all helpers will do when the thread breaks. I do though, when rethreading is needed, let the </w:t>
+        <w:t xml:space="preserve">What I always let </w:t>
+      </w:r>
+      <w:r>
+        <w:rPr>
+          <w:lang w:val="en-GB"/>
+        </w:rPr>
+        <w:t xml:space="preserve">as an exclusive task for </w:t>
+      </w:r>
+      <w:r>
+        <w:rPr>
+          <w:lang w:val="en-GB"/>
+        </w:rPr>
+        <w:t xml:space="preserve">the helper is to attach the hoop to the machine as well as remove it, because my experience is that even for the helpers this is not always so easy. And rethreading we do not do at all and that is something not even all helpers will do when the thread breaks. I do though, when rethreading is needed, let the </w:t>
       </w:r>
       <w:r>
         <w:rPr>
@@ -1510,13 +1444,6 @@
     </w:p>
     <w:p>
       <w:pPr>
-        <w:rPr>
-          <w:lang w:val="en-GB"/>
-        </w:rPr>
-      </w:pPr>
-    </w:p>
-    <w:p>
-      <w:pPr>
         <w:pStyle w:val="Heading1"/>
         <w:rPr>
           <w:lang w:val="en-GB"/>
@@ -1526,7 +1453,6 @@
         <w:rPr>
           <w:lang w:val="en-GB"/>
         </w:rPr>
-        <w:lastRenderedPageBreak/>
         <w:t>Using one USB stick per participant</w:t>
       </w:r>
     </w:p>
@@ -1540,7 +1466,19 @@
         <w:rPr>
           <w:lang w:val="en-GB"/>
         </w:rPr>
-        <w:t xml:space="preserve">I use a separate USB stick for each participant. The used USB sticks end up in a tray at the embroidery machines. When running out of empty USB sticks or at the end of the workshop, the used ones are taken to a separate laptop to move the designs off the USB stick. These designs are saved in case we would later like to look at them. I use the program </w:t>
+        <w:t xml:space="preserve">I use a separate USB stick for each participant. The used USB sticks end up in a tray </w:t>
+      </w:r>
+      <w:r>
+        <w:rPr>
+          <w:lang w:val="en-GB"/>
+        </w:rPr>
+        <w:t>next to</w:t>
+      </w:r>
+      <w:r>
+        <w:rPr>
+          <w:lang w:val="en-GB"/>
+        </w:rPr>
+        <w:t xml:space="preserve"> the embroidery machines. When running out of empty USB sticks or at the end of the workshop, the used ones are taken to a separate laptop to move the designs off the USB stick. These designs are saved in case we would later like to look at them. I use the program </w:t>
       </w:r>
       <w:r>
         <w:rPr>
@@ -1566,21 +1504,7 @@
         <w:rPr>
           <w:lang w:val="en-GB"/>
         </w:rPr>
-        <w:t xml:space="preserve">the USB stick will automatically move the </w:t>
-      </w:r>
-      <w:proofErr w:type="spellStart"/>
-      <w:r>
-        <w:rPr>
-          <w:lang w:val="en-GB"/>
-        </w:rPr>
-        <w:t>TurtleStitch</w:t>
-      </w:r>
-      <w:proofErr w:type="spellEnd"/>
-      <w:r>
-        <w:rPr>
-          <w:lang w:val="en-GB"/>
-        </w:rPr>
-        <w:t xml:space="preserve"> content to the laptop and eject the USB stick. So, insert the stick, wait for a message and remove the stick. The process takes no more than </w:t>
+        <w:t xml:space="preserve">the USB stick will automatically move the TurtleStitch content to the laptop and eject the USB stick. So, insert the stick, wait for a message and remove the stick. The process takes no more than </w:t>
       </w:r>
       <w:r>
         <w:rPr>
@@ -1605,7 +1529,19 @@
         <w:rPr>
           <w:lang w:val="en-GB"/>
         </w:rPr>
-        <w:t>TSUSB-Clean also allows for annotating the design, e.g. if someone asks for the design to be sent, you can add that information during the cleaning process</w:t>
+        <w:t xml:space="preserve">TSUSB-Clean also allows for annotating the design, e.g. if someone asks for the design to be </w:t>
+      </w:r>
+      <w:r>
+        <w:rPr>
+          <w:lang w:val="en-GB"/>
+        </w:rPr>
+        <w:t>emailed</w:t>
+      </w:r>
+      <w:r>
+        <w:rPr>
+          <w:lang w:val="en-GB"/>
+        </w:rPr>
+        <w:t>, you can add that information during the cleaning process</w:t>
       </w:r>
       <w:r>
         <w:rPr>
@@ -1710,6 +1646,31 @@
     </w:p>
     <w:p>
       <w:pPr>
+        <w:rPr>
+          <w:lang w:val="en-GB"/>
+        </w:rPr>
+      </w:pPr>
+      <w:r>
+        <w:rPr>
+          <w:lang w:val="en-GB"/>
+        </w:rPr>
+        <w:t>Not implemented yet, but the trays for used USB stick should have a cover so that the sticks cannot easily be taken out. We have seen people just take a</w:t>
+      </w:r>
+      <w:r>
+        <w:rPr>
+          <w:lang w:val="en-GB"/>
+        </w:rPr>
+        <w:t>n already</w:t>
+      </w:r>
+      <w:r>
+        <w:rPr>
+          <w:lang w:val="en-GB"/>
+        </w:rPr>
+        <w:t xml:space="preserve"> used USB stick to put their work on.</w:t>
+      </w:r>
+    </w:p>
+    <w:p>
+      <w:pPr>
         <w:pStyle w:val="Heading1"/>
         <w:rPr>
           <w:lang w:val="en-GB"/>
@@ -1719,6 +1680,7 @@
         <w:rPr>
           <w:lang w:val="en-GB"/>
         </w:rPr>
+        <w:lastRenderedPageBreak/>
         <w:t>How many resources are needed?</w:t>
       </w:r>
     </w:p>
@@ -1953,23 +1915,7 @@
                 <w:sz w:val="18"/>
                 <w:szCs w:val="18"/>
               </w:rPr>
-              <w:t xml:space="preserve">29 </w:t>
-            </w:r>
-            <w:proofErr w:type="spellStart"/>
-            <w:r>
-              <w:rPr>
-                <w:sz w:val="18"/>
-                <w:szCs w:val="18"/>
-              </w:rPr>
-              <w:t>March</w:t>
-            </w:r>
-            <w:proofErr w:type="spellEnd"/>
-            <w:r>
-              <w:rPr>
-                <w:sz w:val="18"/>
-                <w:szCs w:val="18"/>
-              </w:rPr>
-              <w:t xml:space="preserve"> 2026</w:t>
+              <w:t>29 March 2026</w:t>
             </w:r>
           </w:p>
         </w:tc>
@@ -2011,23 +1957,7 @@
                 <w:sz w:val="18"/>
                 <w:szCs w:val="18"/>
               </w:rPr>
-              <w:t xml:space="preserve">4 + 1 </w:t>
-            </w:r>
-            <w:proofErr w:type="spellStart"/>
-            <w:r>
-              <w:rPr>
-                <w:sz w:val="18"/>
-                <w:szCs w:val="18"/>
-              </w:rPr>
-              <w:t>spare</w:t>
-            </w:r>
-            <w:proofErr w:type="spellEnd"/>
-            <w:r>
-              <w:rPr>
-                <w:sz w:val="18"/>
-                <w:szCs w:val="18"/>
-              </w:rPr>
-              <w:t xml:space="preserve"> which was needed</w:t>
+              <w:t>4 + 1 spare which was needed</w:t>
             </w:r>
           </w:p>
         </w:tc>
@@ -2048,17 +1978,8 @@
                 <w:sz w:val="18"/>
                 <w:szCs w:val="18"/>
               </w:rPr>
-              <w:t xml:space="preserve">3 </w:t>
+              <w:t>3 experienced</w:t>
             </w:r>
-            <w:proofErr w:type="spellStart"/>
-            <w:r>
-              <w:rPr>
-                <w:sz w:val="18"/>
-                <w:szCs w:val="18"/>
-              </w:rPr>
-              <w:t>experienced</w:t>
-            </w:r>
-            <w:proofErr w:type="spellEnd"/>
           </w:p>
         </w:tc>
         <w:tc>
@@ -2182,23 +2103,7 @@
                 <w:sz w:val="18"/>
                 <w:szCs w:val="18"/>
               </w:rPr>
-              <w:t xml:space="preserve">4 + 1 </w:t>
-            </w:r>
-            <w:proofErr w:type="spellStart"/>
-            <w:r>
-              <w:rPr>
-                <w:sz w:val="18"/>
-                <w:szCs w:val="18"/>
-              </w:rPr>
-              <w:t>spare</w:t>
-            </w:r>
-            <w:proofErr w:type="spellEnd"/>
-            <w:r>
-              <w:rPr>
-                <w:sz w:val="18"/>
-                <w:szCs w:val="18"/>
-              </w:rPr>
-              <w:t xml:space="preserve"> which was needed</w:t>
+              <w:t>4 + 1 spare which was needed</w:t>
             </w:r>
           </w:p>
         </w:tc>
@@ -2516,11 +2421,19 @@
           <w:p>
             <w:pPr>
               <w:rPr>
-                <w:sz w:val="20"/>
-                <w:szCs w:val="20"/>
+                <w:sz w:val="18"/>
+                <w:szCs w:val="18"/>
                 <w:lang w:val="en-GB"/>
               </w:rPr>
             </w:pPr>
+            <w:r>
+              <w:rPr>
+                <w:sz w:val="18"/>
+                <w:szCs w:val="18"/>
+                <w:lang w:val="en-GB"/>
+              </w:rPr>
+              <w:t>Workshop TurtleStitch at Coderdojo in Eindhoven Library</w:t>
+            </w:r>
           </w:p>
         </w:tc>
         <w:tc>
@@ -2531,11 +2444,19 @@
             <w:pPr>
               <w:cnfStyle w:val="000000000000" w:firstRow="0" w:lastRow="0" w:firstColumn="0" w:lastColumn="0" w:oddVBand="0" w:evenVBand="0" w:oddHBand="0" w:evenHBand="0" w:firstRowFirstColumn="0" w:firstRowLastColumn="0" w:lastRowFirstColumn="0" w:lastRowLastColumn="0"/>
               <w:rPr>
-                <w:sz w:val="20"/>
-                <w:szCs w:val="20"/>
+                <w:sz w:val="18"/>
+                <w:szCs w:val="18"/>
                 <w:lang w:val="en-GB"/>
               </w:rPr>
             </w:pPr>
+            <w:r>
+              <w:rPr>
+                <w:sz w:val="18"/>
+                <w:szCs w:val="18"/>
+                <w:lang w:val="en-GB"/>
+              </w:rPr>
+              <w:t>18 June 14:00-16:00</w:t>
+            </w:r>
           </w:p>
         </w:tc>
         <w:tc>
@@ -2546,11 +2467,19 @@
             <w:pPr>
               <w:cnfStyle w:val="000000000000" w:firstRow="0" w:lastRow="0" w:firstColumn="0" w:lastColumn="0" w:oddVBand="0" w:evenVBand="0" w:oddHBand="0" w:evenHBand="0" w:firstRowFirstColumn="0" w:firstRowLastColumn="0" w:lastRowFirstColumn="0" w:lastRowLastColumn="0"/>
               <w:rPr>
-                <w:sz w:val="20"/>
-                <w:szCs w:val="20"/>
+                <w:sz w:val="18"/>
+                <w:szCs w:val="18"/>
                 <w:lang w:val="en-GB"/>
               </w:rPr>
             </w:pPr>
+            <w:r>
+              <w:rPr>
+                <w:sz w:val="18"/>
+                <w:szCs w:val="18"/>
+                <w:lang w:val="en-GB"/>
+              </w:rPr>
+              <w:t>10</w:t>
+            </w:r>
           </w:p>
         </w:tc>
         <w:tc>
@@ -2561,11 +2490,19 @@
             <w:pPr>
               <w:cnfStyle w:val="000000000000" w:firstRow="0" w:lastRow="0" w:firstColumn="0" w:lastColumn="0" w:oddVBand="0" w:evenVBand="0" w:oddHBand="0" w:evenHBand="0" w:firstRowFirstColumn="0" w:firstRowLastColumn="0" w:lastRowFirstColumn="0" w:lastRowLastColumn="0"/>
               <w:rPr>
-                <w:sz w:val="20"/>
-                <w:szCs w:val="20"/>
+                <w:sz w:val="18"/>
+                <w:szCs w:val="18"/>
                 <w:lang w:val="en-GB"/>
               </w:rPr>
             </w:pPr>
+            <w:r>
+              <w:rPr>
+                <w:sz w:val="18"/>
+                <w:szCs w:val="18"/>
+                <w:lang w:val="en-GB"/>
+              </w:rPr>
+              <w:t>4 + 1 spare</w:t>
+            </w:r>
           </w:p>
         </w:tc>
         <w:tc>
@@ -2576,8 +2513,44 @@
             <w:pPr>
               <w:cnfStyle w:val="000000000000" w:firstRow="0" w:lastRow="0" w:firstColumn="0" w:lastColumn="0" w:oddVBand="0" w:evenVBand="0" w:oddHBand="0" w:evenHBand="0" w:firstRowFirstColumn="0" w:firstRowLastColumn="0" w:lastRowFirstColumn="0" w:lastRowLastColumn="0"/>
               <w:rPr>
-                <w:sz w:val="20"/>
-                <w:szCs w:val="20"/>
+                <w:sz w:val="18"/>
+                <w:szCs w:val="18"/>
+                <w:lang w:val="en-GB"/>
+              </w:rPr>
+            </w:pPr>
+            <w:r>
+              <w:rPr>
+                <w:sz w:val="18"/>
+                <w:szCs w:val="18"/>
+                <w:lang w:val="en-GB"/>
+              </w:rPr>
+              <w:t>2 experienced</w:t>
+            </w:r>
+          </w:p>
+          <w:p>
+            <w:pPr>
+              <w:cnfStyle w:val="000000000000" w:firstRow="0" w:lastRow="0" w:firstColumn="0" w:lastColumn="0" w:oddVBand="0" w:evenVBand="0" w:oddHBand="0" w:evenHBand="0" w:firstRowFirstColumn="0" w:firstRowLastColumn="0" w:lastRowFirstColumn="0" w:lastRowLastColumn="0"/>
+              <w:rPr>
+                <w:sz w:val="18"/>
+                <w:szCs w:val="18"/>
+                <w:lang w:val="en-GB"/>
+              </w:rPr>
+            </w:pPr>
+            <w:r>
+              <w:rPr>
+                <w:sz w:val="18"/>
+                <w:szCs w:val="18"/>
+                <w:lang w:val="en-GB"/>
+              </w:rPr>
+              <w:t>2 non-experienced</w:t>
+            </w:r>
+          </w:p>
+          <w:p>
+            <w:pPr>
+              <w:cnfStyle w:val="000000000000" w:firstRow="0" w:lastRow="0" w:firstColumn="0" w:lastColumn="0" w:oddVBand="0" w:evenVBand="0" w:oddHBand="0" w:evenHBand="0" w:firstRowFirstColumn="0" w:firstRowLastColumn="0" w:lastRowFirstColumn="0" w:lastRowLastColumn="0"/>
+              <w:rPr>
+                <w:sz w:val="18"/>
+                <w:szCs w:val="18"/>
                 <w:lang w:val="en-GB"/>
               </w:rPr>
             </w:pPr>
@@ -2591,17 +2564,788 @@
             <w:pPr>
               <w:cnfStyle w:val="000000000000" w:firstRow="0" w:lastRow="0" w:firstColumn="0" w:lastColumn="0" w:oddVBand="0" w:evenVBand="0" w:oddHBand="0" w:evenHBand="0" w:firstRowFirstColumn="0" w:firstRowLastColumn="0" w:lastRowFirstColumn="0" w:lastRowLastColumn="0"/>
               <w:rPr>
-                <w:sz w:val="20"/>
-                <w:szCs w:val="20"/>
+                <w:sz w:val="18"/>
+                <w:szCs w:val="18"/>
                 <w:lang w:val="en-GB"/>
               </w:rPr>
             </w:pPr>
+            <w:r>
+              <w:rPr>
+                <w:sz w:val="18"/>
+                <w:szCs w:val="18"/>
+                <w:lang w:val="en-GB"/>
+              </w:rPr>
+              <w:t>23 embroideries were made. Helpers and machines were sufficient</w:t>
+            </w:r>
+          </w:p>
+        </w:tc>
+      </w:tr>
+      <w:tr>
+        <w:trPr>
+          <w:cnfStyle w:val="000000100000" w:firstRow="0" w:lastRow="0" w:firstColumn="0" w:lastColumn="0" w:oddVBand="0" w:evenVBand="0" w:oddHBand="1" w:evenHBand="0" w:firstRowFirstColumn="0" w:firstRowLastColumn="0" w:lastRowFirstColumn="0" w:lastRowLastColumn="0"/>
+        </w:trPr>
+        <w:tc>
+          <w:tcPr>
+            <w:cnfStyle w:val="001000000000" w:firstRow="0" w:lastRow="0" w:firstColumn="1" w:lastColumn="0" w:oddVBand="0" w:evenVBand="0" w:oddHBand="0" w:evenHBand="0" w:firstRowFirstColumn="0" w:firstRowLastColumn="0" w:lastRowFirstColumn="0" w:lastRowLastColumn="0"/>
+            <w:tcW w:w="1562" w:type="dxa"/>
+          </w:tcPr>
+          <w:p>
+            <w:pPr>
+              <w:rPr>
+                <w:sz w:val="18"/>
+                <w:szCs w:val="18"/>
+                <w:lang w:val="en-GB"/>
+              </w:rPr>
+            </w:pPr>
+            <w:r>
+              <w:rPr>
+                <w:sz w:val="18"/>
+                <w:szCs w:val="18"/>
+                <w:lang w:val="en-GB"/>
+              </w:rPr>
+              <w:t>MakerDays 2026 in Eindhoven</w:t>
+            </w:r>
+          </w:p>
+        </w:tc>
+        <w:tc>
+          <w:tcPr>
+            <w:tcW w:w="1223" w:type="dxa"/>
+          </w:tcPr>
+          <w:p>
+            <w:pPr>
+              <w:cnfStyle w:val="000000100000" w:firstRow="0" w:lastRow="0" w:firstColumn="0" w:lastColumn="0" w:oddVBand="0" w:evenVBand="0" w:oddHBand="1" w:evenHBand="0" w:firstRowFirstColumn="0" w:firstRowLastColumn="0" w:lastRowFirstColumn="0" w:lastRowLastColumn="0"/>
+              <w:rPr>
+                <w:sz w:val="18"/>
+                <w:szCs w:val="18"/>
+                <w:lang w:val="en-GB"/>
+              </w:rPr>
+            </w:pPr>
+            <w:r>
+              <w:rPr>
+                <w:sz w:val="18"/>
+                <w:szCs w:val="18"/>
+                <w:lang w:val="en-GB"/>
+              </w:rPr>
+              <w:t>12 + 13 September</w:t>
+            </w:r>
+          </w:p>
+        </w:tc>
+        <w:tc>
+          <w:tcPr>
+            <w:tcW w:w="754" w:type="dxa"/>
+          </w:tcPr>
+          <w:p>
+            <w:pPr>
+              <w:cnfStyle w:val="000000100000" w:firstRow="0" w:lastRow="0" w:firstColumn="0" w:lastColumn="0" w:oddVBand="0" w:evenVBand="0" w:oddHBand="1" w:evenHBand="0" w:firstRowFirstColumn="0" w:firstRowLastColumn="0" w:lastRowFirstColumn="0" w:lastRowLastColumn="0"/>
+              <w:rPr>
+                <w:sz w:val="18"/>
+                <w:szCs w:val="18"/>
+                <w:lang w:val="en-GB"/>
+              </w:rPr>
+            </w:pPr>
+            <w:r>
+              <w:rPr>
+                <w:sz w:val="18"/>
+                <w:szCs w:val="18"/>
+                <w:lang w:val="en-GB"/>
+              </w:rPr>
+              <w:t>15</w:t>
+            </w:r>
+          </w:p>
+        </w:tc>
+        <w:tc>
+          <w:tcPr>
+            <w:tcW w:w="1385" w:type="dxa"/>
+          </w:tcPr>
+          <w:p>
+            <w:pPr>
+              <w:cnfStyle w:val="000000100000" w:firstRow="0" w:lastRow="0" w:firstColumn="0" w:lastColumn="0" w:oddVBand="0" w:evenVBand="0" w:oddHBand="1" w:evenHBand="0" w:firstRowFirstColumn="0" w:firstRowLastColumn="0" w:lastRowFirstColumn="0" w:lastRowLastColumn="0"/>
+              <w:rPr>
+                <w:sz w:val="18"/>
+                <w:szCs w:val="18"/>
+                <w:lang w:val="en-GB"/>
+              </w:rPr>
+            </w:pPr>
+            <w:r>
+              <w:rPr>
+                <w:sz w:val="18"/>
+                <w:szCs w:val="18"/>
+                <w:lang w:val="en-GB"/>
+              </w:rPr>
+              <w:t>5 + 1 spare on Saturday</w:t>
+            </w:r>
+          </w:p>
+          <w:p>
+            <w:pPr>
+              <w:cnfStyle w:val="000000100000" w:firstRow="0" w:lastRow="0" w:firstColumn="0" w:lastColumn="0" w:oddVBand="0" w:evenVBand="0" w:oddHBand="1" w:evenHBand="0" w:firstRowFirstColumn="0" w:firstRowLastColumn="0" w:lastRowFirstColumn="0" w:lastRowLastColumn="0"/>
+              <w:rPr>
+                <w:sz w:val="18"/>
+                <w:szCs w:val="18"/>
+                <w:lang w:val="en-GB"/>
+              </w:rPr>
+            </w:pPr>
+            <w:r>
+              <w:rPr>
+                <w:sz w:val="18"/>
+                <w:szCs w:val="18"/>
+                <w:lang w:val="en-GB"/>
+              </w:rPr>
+              <w:t>6 + 1 spare on Sunday</w:t>
+            </w:r>
+          </w:p>
+          <w:p>
+            <w:pPr>
+              <w:cnfStyle w:val="000000100000" w:firstRow="0" w:lastRow="0" w:firstColumn="0" w:lastColumn="0" w:oddVBand="0" w:evenVBand="0" w:oddHBand="1" w:evenHBand="0" w:firstRowFirstColumn="0" w:firstRowLastColumn="0" w:lastRowFirstColumn="0" w:lastRowLastColumn="0"/>
+              <w:rPr>
+                <w:sz w:val="18"/>
+                <w:szCs w:val="18"/>
+                <w:lang w:val="en-GB"/>
+              </w:rPr>
+            </w:pPr>
+            <w:r>
+              <w:rPr>
+                <w:sz w:val="18"/>
+                <w:szCs w:val="18"/>
+                <w:lang w:val="en-GB"/>
+              </w:rPr>
+              <w:t>The</w:t>
+            </w:r>
+            <w:r>
+              <w:rPr>
+                <w:sz w:val="18"/>
+                <w:szCs w:val="18"/>
+                <w:lang w:val="en-GB"/>
+              </w:rPr>
+              <w:t xml:space="preserve"> spares</w:t>
+            </w:r>
+            <w:r>
+              <w:rPr>
+                <w:sz w:val="18"/>
+                <w:szCs w:val="18"/>
+                <w:lang w:val="en-GB"/>
+              </w:rPr>
+              <w:t xml:space="preserve"> were needed both days</w:t>
+            </w:r>
+          </w:p>
+        </w:tc>
+        <w:tc>
+          <w:tcPr>
+            <w:tcW w:w="1802" w:type="dxa"/>
+          </w:tcPr>
+          <w:p>
+            <w:pPr>
+              <w:cnfStyle w:val="000000100000" w:firstRow="0" w:lastRow="0" w:firstColumn="0" w:lastColumn="0" w:oddVBand="0" w:evenVBand="0" w:oddHBand="1" w:evenHBand="0" w:firstRowFirstColumn="0" w:firstRowLastColumn="0" w:lastRowFirstColumn="0" w:lastRowLastColumn="0"/>
+              <w:rPr>
+                <w:sz w:val="18"/>
+                <w:szCs w:val="18"/>
+                <w:lang w:val="en-GB"/>
+              </w:rPr>
+            </w:pPr>
+            <w:r>
+              <w:rPr>
+                <w:sz w:val="18"/>
+                <w:szCs w:val="18"/>
+                <w:lang w:val="en-GB"/>
+              </w:rPr>
+              <w:t>3 experienced</w:t>
+            </w:r>
+          </w:p>
+          <w:p>
+            <w:pPr>
+              <w:cnfStyle w:val="000000100000" w:firstRow="0" w:lastRow="0" w:firstColumn="0" w:lastColumn="0" w:oddVBand="0" w:evenVBand="0" w:oddHBand="1" w:evenHBand="0" w:firstRowFirstColumn="0" w:firstRowLastColumn="0" w:lastRowFirstColumn="0" w:lastRowLastColumn="0"/>
+              <w:rPr>
+                <w:sz w:val="18"/>
+                <w:szCs w:val="18"/>
+                <w:lang w:val="en-GB"/>
+              </w:rPr>
+            </w:pPr>
+            <w:r>
+              <w:rPr>
+                <w:sz w:val="18"/>
+                <w:szCs w:val="18"/>
+                <w:lang w:val="en-GB"/>
+              </w:rPr>
+              <w:t>1 non-experienced for part of the day</w:t>
+            </w:r>
+          </w:p>
+        </w:tc>
+        <w:tc>
+          <w:tcPr>
+            <w:tcW w:w="2336" w:type="dxa"/>
+          </w:tcPr>
+          <w:p>
+            <w:pPr>
+              <w:cnfStyle w:val="000000100000" w:firstRow="0" w:lastRow="0" w:firstColumn="0" w:lastColumn="0" w:oddVBand="0" w:evenVBand="0" w:oddHBand="1" w:evenHBand="0" w:firstRowFirstColumn="0" w:firstRowLastColumn="0" w:lastRowFirstColumn="0" w:lastRowLastColumn="0"/>
+              <w:rPr>
+                <w:sz w:val="18"/>
+                <w:szCs w:val="18"/>
+                <w:lang w:val="en-GB"/>
+              </w:rPr>
+            </w:pPr>
+            <w:r>
+              <w:rPr>
+                <w:sz w:val="18"/>
+                <w:szCs w:val="18"/>
+                <w:lang w:val="en-GB"/>
+              </w:rPr>
+              <w:t>Total on the two days 170 embroideries were made. We started with an area of 4x8 meter. On Sunday we expanded to 5x10 meter. Area was OK</w:t>
+            </w:r>
+            <w:r>
+              <w:rPr>
+                <w:sz w:val="18"/>
+                <w:szCs w:val="18"/>
+                <w:lang w:val="en-GB"/>
+              </w:rPr>
+              <w:t xml:space="preserve"> on Sunday, cramped on Saturday</w:t>
+            </w:r>
+            <w:r>
+              <w:rPr>
+                <w:sz w:val="18"/>
+                <w:szCs w:val="18"/>
+                <w:lang w:val="en-GB"/>
+              </w:rPr>
+              <w:t>, helpers could have been more. See also the picture above. There were queues of people waiting at times.</w:t>
+            </w:r>
+          </w:p>
+        </w:tc>
+      </w:tr>
+      <w:tr>
+        <w:tc>
+          <w:tcPr>
+            <w:cnfStyle w:val="001000000000" w:firstRow="0" w:lastRow="0" w:firstColumn="1" w:lastColumn="0" w:oddVBand="0" w:evenVBand="0" w:oddHBand="0" w:evenHBand="0" w:firstRowFirstColumn="0" w:firstRowLastColumn="0" w:lastRowFirstColumn="0" w:lastRowLastColumn="0"/>
+            <w:tcW w:w="1562" w:type="dxa"/>
+          </w:tcPr>
+          <w:p>
+            <w:pPr>
+              <w:rPr>
+                <w:sz w:val="18"/>
+                <w:szCs w:val="18"/>
+              </w:rPr>
+            </w:pPr>
+            <w:r>
+              <w:rPr>
+                <w:sz w:val="18"/>
+                <w:szCs w:val="18"/>
+              </w:rPr>
+              <w:t>Coderdojo Maaspoort in Den Bosch</w:t>
+            </w:r>
+          </w:p>
+        </w:tc>
+        <w:tc>
+          <w:tcPr>
+            <w:tcW w:w="1223" w:type="dxa"/>
+          </w:tcPr>
+          <w:p>
+            <w:pPr>
+              <w:cnfStyle w:val="000000000000" w:firstRow="0" w:lastRow="0" w:firstColumn="0" w:lastColumn="0" w:oddVBand="0" w:evenVBand="0" w:oddHBand="0" w:evenHBand="0" w:firstRowFirstColumn="0" w:firstRowLastColumn="0" w:lastRowFirstColumn="0" w:lastRowLastColumn="0"/>
+              <w:rPr>
+                <w:sz w:val="18"/>
+                <w:szCs w:val="18"/>
+              </w:rPr>
+            </w:pPr>
+            <w:r>
+              <w:rPr>
+                <w:sz w:val="18"/>
+                <w:szCs w:val="18"/>
+              </w:rPr>
+              <w:t>26 September 13:00-16:00</w:t>
+            </w:r>
+          </w:p>
+        </w:tc>
+        <w:tc>
+          <w:tcPr>
+            <w:tcW w:w="754" w:type="dxa"/>
+          </w:tcPr>
+          <w:p>
+            <w:pPr>
+              <w:cnfStyle w:val="000000000000" w:firstRow="0" w:lastRow="0" w:firstColumn="0" w:lastColumn="0" w:oddVBand="0" w:evenVBand="0" w:oddHBand="0" w:evenHBand="0" w:firstRowFirstColumn="0" w:firstRowLastColumn="0" w:lastRowFirstColumn="0" w:lastRowLastColumn="0"/>
+              <w:rPr>
+                <w:sz w:val="18"/>
+                <w:szCs w:val="18"/>
+              </w:rPr>
+            </w:pPr>
+            <w:r>
+              <w:rPr>
+                <w:sz w:val="18"/>
+                <w:szCs w:val="18"/>
+              </w:rPr>
+              <w:t>7</w:t>
+            </w:r>
+          </w:p>
+        </w:tc>
+        <w:tc>
+          <w:tcPr>
+            <w:tcW w:w="1385" w:type="dxa"/>
+          </w:tcPr>
+          <w:p>
+            <w:pPr>
+              <w:cnfStyle w:val="000000000000" w:firstRow="0" w:lastRow="0" w:firstColumn="0" w:lastColumn="0" w:oddVBand="0" w:evenVBand="0" w:oddHBand="0" w:evenHBand="0" w:firstRowFirstColumn="0" w:firstRowLastColumn="0" w:lastRowFirstColumn="0" w:lastRowLastColumn="0"/>
+              <w:rPr>
+                <w:sz w:val="18"/>
+                <w:szCs w:val="18"/>
+              </w:rPr>
+            </w:pPr>
+            <w:r>
+              <w:rPr>
+                <w:sz w:val="18"/>
+                <w:szCs w:val="18"/>
+              </w:rPr>
+              <w:t>3</w:t>
+            </w:r>
+          </w:p>
+        </w:tc>
+        <w:tc>
+          <w:tcPr>
+            <w:tcW w:w="1802" w:type="dxa"/>
+          </w:tcPr>
+          <w:p>
+            <w:pPr>
+              <w:cnfStyle w:val="000000000000" w:firstRow="0" w:lastRow="0" w:firstColumn="0" w:lastColumn="0" w:oddVBand="0" w:evenVBand="0" w:oddHBand="0" w:evenHBand="0" w:firstRowFirstColumn="0" w:firstRowLastColumn="0" w:lastRowFirstColumn="0" w:lastRowLastColumn="0"/>
+              <w:rPr>
+                <w:sz w:val="18"/>
+                <w:szCs w:val="18"/>
+              </w:rPr>
+            </w:pPr>
+            <w:r>
+              <w:rPr>
+                <w:sz w:val="18"/>
+                <w:szCs w:val="18"/>
+              </w:rPr>
+              <w:t>2 experienced</w:t>
+            </w:r>
+          </w:p>
+          <w:p>
+            <w:pPr>
+              <w:cnfStyle w:val="000000000000" w:firstRow="0" w:lastRow="0" w:firstColumn="0" w:lastColumn="0" w:oddVBand="0" w:evenVBand="0" w:oddHBand="0" w:evenHBand="0" w:firstRowFirstColumn="0" w:firstRowLastColumn="0" w:lastRowFirstColumn="0" w:lastRowLastColumn="0"/>
+              <w:rPr>
+                <w:sz w:val="18"/>
+                <w:szCs w:val="18"/>
+              </w:rPr>
+            </w:pPr>
+            <w:r>
+              <w:rPr>
+                <w:sz w:val="18"/>
+                <w:szCs w:val="18"/>
+              </w:rPr>
+              <w:t>1 unexperienced</w:t>
+            </w:r>
+          </w:p>
+        </w:tc>
+        <w:tc>
+          <w:tcPr>
+            <w:tcW w:w="2336" w:type="dxa"/>
+          </w:tcPr>
+          <w:p>
+            <w:pPr>
+              <w:cnfStyle w:val="000000000000" w:firstRow="0" w:lastRow="0" w:firstColumn="0" w:lastColumn="0" w:oddVBand="0" w:evenVBand="0" w:oddHBand="0" w:evenHBand="0" w:firstRowFirstColumn="0" w:firstRowLastColumn="0" w:lastRowFirstColumn="0" w:lastRowLastColumn="0"/>
+              <w:rPr>
+                <w:sz w:val="18"/>
+                <w:szCs w:val="18"/>
+                <w:lang w:val="en-GB"/>
+              </w:rPr>
+            </w:pPr>
+            <w:r>
+              <w:rPr>
+                <w:sz w:val="18"/>
+                <w:szCs w:val="18"/>
+                <w:lang w:val="en-GB"/>
+              </w:rPr>
+              <w:t>28 embroideries were made. Only 7 PCs were set up because there was no more tablespace</w:t>
+            </w:r>
+          </w:p>
+        </w:tc>
+      </w:tr>
+      <w:tr>
+        <w:trPr>
+          <w:cnfStyle w:val="000000100000" w:firstRow="0" w:lastRow="0" w:firstColumn="0" w:lastColumn="0" w:oddVBand="0" w:evenVBand="0" w:oddHBand="1" w:evenHBand="0" w:firstRowFirstColumn="0" w:firstRowLastColumn="0" w:lastRowFirstColumn="0" w:lastRowLastColumn="0"/>
+        </w:trPr>
+        <w:tc>
+          <w:tcPr>
+            <w:cnfStyle w:val="001000000000" w:firstRow="0" w:lastRow="0" w:firstColumn="1" w:lastColumn="0" w:oddVBand="0" w:evenVBand="0" w:oddHBand="0" w:evenHBand="0" w:firstRowFirstColumn="0" w:firstRowLastColumn="0" w:lastRowFirstColumn="0" w:lastRowLastColumn="0"/>
+            <w:tcW w:w="1562" w:type="dxa"/>
+          </w:tcPr>
+          <w:p>
+            <w:pPr>
+              <w:rPr>
+                <w:sz w:val="18"/>
+                <w:szCs w:val="18"/>
+              </w:rPr>
+            </w:pPr>
+            <w:r>
+              <w:rPr>
+                <w:sz w:val="18"/>
+                <w:szCs w:val="18"/>
+              </w:rPr>
+              <w:t>NVON conference</w:t>
+            </w:r>
+          </w:p>
+        </w:tc>
+        <w:tc>
+          <w:tcPr>
+            <w:tcW w:w="1223" w:type="dxa"/>
+          </w:tcPr>
+          <w:p>
+            <w:pPr>
+              <w:cnfStyle w:val="000000100000" w:firstRow="0" w:lastRow="0" w:firstColumn="0" w:lastColumn="0" w:oddVBand="0" w:evenVBand="0" w:oddHBand="1" w:evenHBand="0" w:firstRowFirstColumn="0" w:firstRowLastColumn="0" w:lastRowFirstColumn="0" w:lastRowLastColumn="0"/>
+              <w:rPr>
+                <w:sz w:val="18"/>
+                <w:szCs w:val="18"/>
+              </w:rPr>
+            </w:pPr>
+            <w:r>
+              <w:rPr>
+                <w:sz w:val="18"/>
+                <w:szCs w:val="18"/>
+              </w:rPr>
+              <w:t>2 October 9:00-16:30</w:t>
+            </w:r>
+          </w:p>
+        </w:tc>
+        <w:tc>
+          <w:tcPr>
+            <w:tcW w:w="754" w:type="dxa"/>
+          </w:tcPr>
+          <w:p>
+            <w:pPr>
+              <w:cnfStyle w:val="000000100000" w:firstRow="0" w:lastRow="0" w:firstColumn="0" w:lastColumn="0" w:oddVBand="0" w:evenVBand="0" w:oddHBand="1" w:evenHBand="0" w:firstRowFirstColumn="0" w:firstRowLastColumn="0" w:lastRowFirstColumn="0" w:lastRowLastColumn="0"/>
+              <w:rPr>
+                <w:sz w:val="18"/>
+                <w:szCs w:val="18"/>
+              </w:rPr>
+            </w:pPr>
+            <w:r>
+              <w:rPr>
+                <w:sz w:val="18"/>
+                <w:szCs w:val="18"/>
+              </w:rPr>
+              <w:t>5</w:t>
+            </w:r>
+          </w:p>
+        </w:tc>
+        <w:tc>
+          <w:tcPr>
+            <w:tcW w:w="1385" w:type="dxa"/>
+          </w:tcPr>
+          <w:p>
+            <w:pPr>
+              <w:cnfStyle w:val="000000100000" w:firstRow="0" w:lastRow="0" w:firstColumn="0" w:lastColumn="0" w:oddVBand="0" w:evenVBand="0" w:oddHBand="1" w:evenHBand="0" w:firstRowFirstColumn="0" w:firstRowLastColumn="0" w:lastRowFirstColumn="0" w:lastRowLastColumn="0"/>
+              <w:rPr>
+                <w:sz w:val="18"/>
+                <w:szCs w:val="18"/>
+              </w:rPr>
+            </w:pPr>
+            <w:r>
+              <w:rPr>
+                <w:sz w:val="18"/>
+                <w:szCs w:val="18"/>
+              </w:rPr>
+              <w:t>3 + 1 spare (which was needed)</w:t>
+            </w:r>
+          </w:p>
+        </w:tc>
+        <w:tc>
+          <w:tcPr>
+            <w:tcW w:w="1802" w:type="dxa"/>
+          </w:tcPr>
+          <w:p>
+            <w:pPr>
+              <w:cnfStyle w:val="000000100000" w:firstRow="0" w:lastRow="0" w:firstColumn="0" w:lastColumn="0" w:oddVBand="0" w:evenVBand="0" w:oddHBand="1" w:evenHBand="0" w:firstRowFirstColumn="0" w:firstRowLastColumn="0" w:lastRowFirstColumn="0" w:lastRowLastColumn="0"/>
+              <w:rPr>
+                <w:sz w:val="18"/>
+                <w:szCs w:val="18"/>
+              </w:rPr>
+            </w:pPr>
+            <w:r>
+              <w:rPr>
+                <w:sz w:val="18"/>
+                <w:szCs w:val="18"/>
+              </w:rPr>
+              <w:t>3 experienced</w:t>
+            </w:r>
+          </w:p>
+        </w:tc>
+        <w:tc>
+          <w:tcPr>
+            <w:tcW w:w="2336" w:type="dxa"/>
+          </w:tcPr>
+          <w:p>
+            <w:pPr>
+              <w:cnfStyle w:val="000000100000" w:firstRow="0" w:lastRow="0" w:firstColumn="0" w:lastColumn="0" w:oddVBand="0" w:evenVBand="0" w:oddHBand="1" w:evenHBand="0" w:firstRowFirstColumn="0" w:firstRowLastColumn="0" w:lastRowFirstColumn="0" w:lastRowLastColumn="0"/>
+              <w:rPr>
+                <w:sz w:val="18"/>
+                <w:szCs w:val="18"/>
+                <w:lang w:val="en-GB"/>
+              </w:rPr>
+            </w:pPr>
+            <w:r>
+              <w:rPr>
+                <w:sz w:val="18"/>
+                <w:szCs w:val="18"/>
+                <w:lang w:val="en-GB"/>
+              </w:rPr>
+              <w:t>21 embroideries were made. It was a conference for teachers</w:t>
+            </w:r>
+            <w:r>
+              <w:rPr>
+                <w:sz w:val="18"/>
+                <w:szCs w:val="18"/>
+                <w:lang w:val="en-GB"/>
+              </w:rPr>
+              <w:t>. Helpers had plenty of time</w:t>
+            </w:r>
+            <w:r>
+              <w:rPr>
+                <w:sz w:val="18"/>
+                <w:szCs w:val="18"/>
+                <w:lang w:val="en-GB"/>
+              </w:rPr>
+              <w:t>, also for discussions with the educators.</w:t>
+            </w:r>
+          </w:p>
+        </w:tc>
+      </w:tr>
+      <w:tr>
+        <w:tc>
+          <w:tcPr>
+            <w:cnfStyle w:val="001000000000" w:firstRow="0" w:lastRow="0" w:firstColumn="1" w:lastColumn="0" w:oddVBand="0" w:evenVBand="0" w:oddHBand="0" w:evenHBand="0" w:firstRowFirstColumn="0" w:firstRowLastColumn="0" w:lastRowFirstColumn="0" w:lastRowLastColumn="0"/>
+            <w:tcW w:w="1562" w:type="dxa"/>
+          </w:tcPr>
+          <w:p>
+            <w:pPr>
+              <w:rPr>
+                <w:sz w:val="18"/>
+                <w:szCs w:val="18"/>
+              </w:rPr>
+            </w:pPr>
+            <w:r>
+              <w:rPr>
+                <w:sz w:val="18"/>
+                <w:szCs w:val="18"/>
+              </w:rPr>
+              <w:t>Weekend van de Wetenschap (Weekend of Science) at De Jonge Onderzoekers Eindhoven (djoe)</w:t>
+            </w:r>
+          </w:p>
+        </w:tc>
+        <w:tc>
+          <w:tcPr>
+            <w:tcW w:w="1223" w:type="dxa"/>
+          </w:tcPr>
+          <w:p>
+            <w:pPr>
+              <w:cnfStyle w:val="000000000000" w:firstRow="0" w:lastRow="0" w:firstColumn="0" w:lastColumn="0" w:oddVBand="0" w:evenVBand="0" w:oddHBand="0" w:evenHBand="0" w:firstRowFirstColumn="0" w:firstRowLastColumn="0" w:lastRowFirstColumn="0" w:lastRowLastColumn="0"/>
+              <w:rPr>
+                <w:sz w:val="18"/>
+                <w:szCs w:val="18"/>
+              </w:rPr>
+            </w:pPr>
+            <w:r>
+              <w:rPr>
+                <w:sz w:val="18"/>
+                <w:szCs w:val="18"/>
+              </w:rPr>
+              <w:t>3 October 11:00-17:00</w:t>
+            </w:r>
+            <w:r>
+              <w:rPr>
+                <w:sz w:val="18"/>
+                <w:szCs w:val="18"/>
+              </w:rPr>
+              <w:br/>
+              <w:t xml:space="preserve">4 October </w:t>
+            </w:r>
+            <w:r>
+              <w:rPr>
+                <w:sz w:val="18"/>
+                <w:szCs w:val="18"/>
+              </w:rPr>
+              <w:t>10:00-17:00</w:t>
+            </w:r>
+          </w:p>
+        </w:tc>
+        <w:tc>
+          <w:tcPr>
+            <w:tcW w:w="754" w:type="dxa"/>
+          </w:tcPr>
+          <w:p>
+            <w:pPr>
+              <w:cnfStyle w:val="000000000000" w:firstRow="0" w:lastRow="0" w:firstColumn="0" w:lastColumn="0" w:oddVBand="0" w:evenVBand="0" w:oddHBand="0" w:evenHBand="0" w:firstRowFirstColumn="0" w:firstRowLastColumn="0" w:lastRowFirstColumn="0" w:lastRowLastColumn="0"/>
+              <w:rPr>
+                <w:sz w:val="18"/>
+                <w:szCs w:val="18"/>
+              </w:rPr>
+            </w:pPr>
+            <w:r>
+              <w:rPr>
+                <w:sz w:val="18"/>
+                <w:szCs w:val="18"/>
+              </w:rPr>
+              <w:t>8 on Saturday,</w:t>
+            </w:r>
+          </w:p>
+          <w:p>
+            <w:pPr>
+              <w:cnfStyle w:val="000000000000" w:firstRow="0" w:lastRow="0" w:firstColumn="0" w:lastColumn="0" w:oddVBand="0" w:evenVBand="0" w:oddHBand="0" w:evenHBand="0" w:firstRowFirstColumn="0" w:firstRowLastColumn="0" w:lastRowFirstColumn="0" w:lastRowLastColumn="0"/>
+              <w:rPr>
+                <w:sz w:val="18"/>
+                <w:szCs w:val="18"/>
+              </w:rPr>
+            </w:pPr>
+            <w:r>
+              <w:rPr>
+                <w:sz w:val="18"/>
+                <w:szCs w:val="18"/>
+              </w:rPr>
+              <w:t>10 on Sunday</w:t>
+            </w:r>
+          </w:p>
+        </w:tc>
+        <w:tc>
+          <w:tcPr>
+            <w:tcW w:w="1385" w:type="dxa"/>
+          </w:tcPr>
+          <w:p>
+            <w:pPr>
+              <w:cnfStyle w:val="000000000000" w:firstRow="0" w:lastRow="0" w:firstColumn="0" w:lastColumn="0" w:oddVBand="0" w:evenVBand="0" w:oddHBand="0" w:evenHBand="0" w:firstRowFirstColumn="0" w:firstRowLastColumn="0" w:lastRowFirstColumn="0" w:lastRowLastColumn="0"/>
+              <w:rPr>
+                <w:sz w:val="18"/>
+                <w:szCs w:val="18"/>
+              </w:rPr>
+            </w:pPr>
+            <w:r>
+              <w:rPr>
+                <w:sz w:val="18"/>
+                <w:szCs w:val="18"/>
+              </w:rPr>
+              <w:t>5</w:t>
+            </w:r>
+          </w:p>
+        </w:tc>
+        <w:tc>
+          <w:tcPr>
+            <w:tcW w:w="1802" w:type="dxa"/>
+          </w:tcPr>
+          <w:p>
+            <w:pPr>
+              <w:cnfStyle w:val="000000000000" w:firstRow="0" w:lastRow="0" w:firstColumn="0" w:lastColumn="0" w:oddVBand="0" w:evenVBand="0" w:oddHBand="0" w:evenHBand="0" w:firstRowFirstColumn="0" w:firstRowLastColumn="0" w:lastRowFirstColumn="0" w:lastRowLastColumn="0"/>
+              <w:rPr>
+                <w:sz w:val="18"/>
+                <w:szCs w:val="18"/>
+              </w:rPr>
+            </w:pPr>
+            <w:r>
+              <w:rPr>
+                <w:sz w:val="18"/>
+                <w:szCs w:val="18"/>
+              </w:rPr>
+              <w:t>3</w:t>
+            </w:r>
+            <w:r>
+              <w:rPr>
+                <w:sz w:val="18"/>
+                <w:szCs w:val="18"/>
+              </w:rPr>
+              <w:t xml:space="preserve"> experienced</w:t>
+            </w:r>
+          </w:p>
+          <w:p>
+            <w:pPr>
+              <w:cnfStyle w:val="000000000000" w:firstRow="0" w:lastRow="0" w:firstColumn="0" w:lastColumn="0" w:oddVBand="0" w:evenVBand="0" w:oddHBand="0" w:evenHBand="0" w:firstRowFirstColumn="0" w:firstRowLastColumn="0" w:lastRowFirstColumn="0" w:lastRowLastColumn="0"/>
+              <w:rPr>
+                <w:sz w:val="18"/>
+                <w:szCs w:val="18"/>
+              </w:rPr>
+            </w:pPr>
+            <w:r>
+              <w:rPr>
+                <w:sz w:val="18"/>
+                <w:szCs w:val="18"/>
+              </w:rPr>
+              <w:t>1 unexperienced</w:t>
+            </w:r>
+          </w:p>
+        </w:tc>
+        <w:tc>
+          <w:tcPr>
+            <w:tcW w:w="2336" w:type="dxa"/>
+          </w:tcPr>
+          <w:p>
+            <w:pPr>
+              <w:cnfStyle w:val="000000000000" w:firstRow="0" w:lastRow="0" w:firstColumn="0" w:lastColumn="0" w:oddVBand="0" w:evenVBand="0" w:oddHBand="0" w:evenHBand="0" w:firstRowFirstColumn="0" w:firstRowLastColumn="0" w:lastRowFirstColumn="0" w:lastRowLastColumn="0"/>
+              <w:rPr>
+                <w:sz w:val="18"/>
+                <w:szCs w:val="18"/>
+                <w:lang w:val="en-GB"/>
+              </w:rPr>
+            </w:pPr>
+            <w:r>
+              <w:rPr>
+                <w:sz w:val="18"/>
+                <w:szCs w:val="18"/>
+                <w:lang w:val="en-GB"/>
+              </w:rPr>
+              <w:t>38 embroideries made on Saturday, 84 embroideries on Sunday</w:t>
+            </w:r>
+          </w:p>
+          <w:p>
+            <w:pPr>
+              <w:cnfStyle w:val="000000000000" w:firstRow="0" w:lastRow="0" w:firstColumn="0" w:lastColumn="0" w:oddVBand="0" w:evenVBand="0" w:oddHBand="0" w:evenHBand="0" w:firstRowFirstColumn="0" w:firstRowLastColumn="0" w:lastRowFirstColumn="0" w:lastRowLastColumn="0"/>
+              <w:rPr>
+                <w:sz w:val="18"/>
+                <w:szCs w:val="18"/>
+                <w:lang w:val="en-GB"/>
+              </w:rPr>
+            </w:pPr>
+            <w:r>
+              <w:rPr>
+                <w:sz w:val="18"/>
+                <w:szCs w:val="18"/>
+                <w:lang w:val="en-GB"/>
+              </w:rPr>
+              <w:t>At moments the 5 machines were all running</w:t>
+            </w:r>
+            <w:r>
+              <w:rPr>
+                <w:sz w:val="18"/>
+                <w:szCs w:val="18"/>
+                <w:lang w:val="en-GB"/>
+              </w:rPr>
+              <w:t xml:space="preserve"> simultaneously</w:t>
+            </w:r>
+            <w:r>
+              <w:rPr>
+                <w:sz w:val="18"/>
+                <w:szCs w:val="18"/>
+                <w:lang w:val="en-GB"/>
+              </w:rPr>
+              <w:t>. There were at times queues of people waiting. The helpers were very busy, but could manage</w:t>
+            </w:r>
+            <w:r>
+              <w:rPr>
+                <w:sz w:val="18"/>
+                <w:szCs w:val="18"/>
+                <w:lang w:val="en-GB"/>
+              </w:rPr>
+              <w:t>.</w:t>
+            </w:r>
           </w:p>
         </w:tc>
       </w:tr>
     </w:tbl>
     <w:p>
       <w:pPr>
+        <w:rPr>
+          <w:lang w:val="en-GB"/>
+        </w:rPr>
+      </w:pPr>
+      <w:r>
+        <w:rPr>
+          <w:lang w:val="en-GB"/>
+        </w:rPr>
+        <w:t>So far my summary is that I would count at least 1 helper per 4 participants. To be further refined.</w:t>
+      </w:r>
+    </w:p>
+    <w:p>
+      <w:pPr>
         <w:pStyle w:val="Heading1"/>
         <w:rPr>
           <w:lang w:val="en-GB"/>
@@ -2620,31 +3364,24 @@
           <w:lang w:val="en-GB"/>
         </w:rPr>
       </w:pPr>
-      <w:proofErr w:type="spellStart"/>
-      <w:r>
-        <w:rPr>
-          <w:lang w:val="en-GB"/>
-        </w:rPr>
-        <w:t>TurtleStitch</w:t>
-      </w:r>
-      <w:proofErr w:type="spellEnd"/>
-      <w:r>
-        <w:rPr>
-          <w:lang w:val="en-GB"/>
-        </w:rPr>
-        <w:t xml:space="preserve"> can be run on line via turtlestitch.org/run or locally on the computer. </w:t>
-      </w:r>
-    </w:p>
-    <w:p>
-      <w:pPr>
-        <w:rPr>
-          <w:lang w:val="en-GB"/>
-        </w:rPr>
-      </w:pPr>
-      <w:r>
-        <w:rPr>
-          <w:lang w:val="en-GB"/>
-        </w:rPr>
+      <w:r>
+        <w:rPr>
+          <w:lang w:val="en-GB"/>
+        </w:rPr>
+        <w:t xml:space="preserve">TurtleStitch can be run on line via turtlestitch.org/run or locally on the computer. </w:t>
+      </w:r>
+    </w:p>
+    <w:p>
+      <w:pPr>
+        <w:rPr>
+          <w:lang w:val="en-GB"/>
+        </w:rPr>
+      </w:pPr>
+      <w:r>
+        <w:rPr>
+          <w:lang w:val="en-GB"/>
+        </w:rPr>
+        <w:lastRenderedPageBreak/>
         <w:t>When running on-line, the resulting designs can be stored in the cloud or locally on the computer.</w:t>
       </w:r>
     </w:p>
@@ -2720,7 +3457,6 @@
         <w:rPr>
           <w:lang w:val="en-GB"/>
         </w:rPr>
-        <w:lastRenderedPageBreak/>
         <w:t xml:space="preserve">No need to always have </w:t>
       </w:r>
       <w:r>
@@ -2790,14 +3526,12 @@
         </w:rPr>
         <w:t xml:space="preserve">No surprises that something in </w:t>
       </w:r>
-      <w:proofErr w:type="spellStart"/>
       <w:r>
         <w:rPr>
           <w:lang w:val="en-GB"/>
         </w:rPr>
         <w:t>TurtleStitch</w:t>
       </w:r>
-      <w:proofErr w:type="spellEnd"/>
       <w:r>
         <w:rPr>
           <w:lang w:val="en-GB"/>
@@ -2889,16 +3623,8 @@
         <w:rPr>
           <w:lang w:val="en-GB"/>
         </w:rPr>
-        <w:t xml:space="preserve"> </w:t>
-      </w:r>
-      <w:proofErr w:type="spellStart"/>
-      <w:r>
-        <w:rPr>
-          <w:lang w:val="en-GB"/>
-        </w:rPr>
-        <w:t>TurtleStitch</w:t>
-      </w:r>
-      <w:proofErr w:type="spellEnd"/>
+        <w:t xml:space="preserve"> TurtleStitch</w:t>
+      </w:r>
       <w:r>
         <w:rPr>
           <w:lang w:val="en-GB"/>
@@ -3021,19 +3747,11 @@
         </w:rPr>
         <w:t xml:space="preserve">No need to make </w:t>
       </w:r>
-      <w:proofErr w:type="spellStart"/>
-      <w:r>
-        <w:rPr>
-          <w:lang w:val="en-GB"/>
-        </w:rPr>
-        <w:t>TurtleStitch</w:t>
-      </w:r>
-      <w:proofErr w:type="spellEnd"/>
-      <w:r>
-        <w:rPr>
-          <w:lang w:val="en-GB"/>
-        </w:rPr>
-        <w:t xml:space="preserve"> </w:t>
+      <w:r>
+        <w:rPr>
+          <w:lang w:val="en-GB"/>
+        </w:rPr>
+        <w:t xml:space="preserve">TurtleStitch </w:t>
       </w:r>
       <w:r>
         <w:rPr>
@@ -3041,19 +3759,11 @@
         </w:rPr>
         <w:t xml:space="preserve">accounts or use </w:t>
       </w:r>
-      <w:proofErr w:type="spellStart"/>
-      <w:r>
-        <w:rPr>
-          <w:lang w:val="en-GB"/>
-        </w:rPr>
-        <w:t>TurtleStitch</w:t>
-      </w:r>
-      <w:proofErr w:type="spellEnd"/>
-      <w:r>
-        <w:rPr>
-          <w:lang w:val="en-GB"/>
-        </w:rPr>
-        <w:t xml:space="preserve"> </w:t>
+      <w:r>
+        <w:rPr>
+          <w:lang w:val="en-GB"/>
+        </w:rPr>
+        <w:t xml:space="preserve">TurtleStitch </w:t>
       </w:r>
       <w:r>
         <w:rPr>
@@ -3187,7 +3897,19 @@
         <w:rPr>
           <w:lang w:val="en-GB"/>
         </w:rPr>
-        <w:t xml:space="preserve"> to a central machine that connects to the embroidery machines in case USB is forbidden on the </w:t>
+        <w:t xml:space="preserve"> to a central machine that connects to the embroidery machines in case USB is </w:t>
+      </w:r>
+      <w:r>
+        <w:rPr>
+          <w:lang w:val="en-GB"/>
+        </w:rPr>
+        <w:t>blocked</w:t>
+      </w:r>
+      <w:r>
+        <w:rPr>
+          <w:lang w:val="en-GB"/>
+        </w:rPr>
+        <w:t xml:space="preserve"> on the </w:t>
       </w:r>
       <w:r>
         <w:rPr>
@@ -3250,19 +3972,13 @@
         <w:rPr>
           <w:lang w:val="en-GB"/>
         </w:rPr>
-        <w:t xml:space="preserve">This is described in broad terms because I have not yet encountered the situation where USB sticks are not allowed. The flow below is what I can </w:t>
-      </w:r>
-      <w:r>
-        <w:rPr>
-          <w:lang w:val="en-GB"/>
-        </w:rPr>
-        <w:t xml:space="preserve">of </w:t>
-      </w:r>
-      <w:r>
-        <w:rPr>
-          <w:lang w:val="en-GB"/>
-        </w:rPr>
-        <w:t>now think of, but we need to look in more detail of how this could work.</w:t>
+        <w:t xml:space="preserve">This is described in broad terms because I have not yet encountered the situation where USB sticks are not allowed. </w:t>
+      </w:r>
+      <w:r>
+        <w:rPr>
+          <w:lang w:val="en-GB"/>
+        </w:rPr>
+        <w:t>However, others have and in those cases also the teacher’s PC have USB sticks blocked. This is what we came up with.</w:t>
       </w:r>
     </w:p>
     <w:p>
@@ -3280,7 +3996,37 @@
         <w:rPr>
           <w:lang w:val="en-GB"/>
         </w:rPr>
-        <w:t>Upload to cloud</w:t>
+        <w:t xml:space="preserve">Upload </w:t>
+      </w:r>
+      <w:r>
+        <w:rPr>
+          <w:lang w:val="en-GB"/>
+        </w:rPr>
+        <w:t xml:space="preserve">the .XML file </w:t>
+      </w:r>
+      <w:r>
+        <w:rPr>
+          <w:lang w:val="en-GB"/>
+        </w:rPr>
+        <w:t xml:space="preserve">to </w:t>
+      </w:r>
+      <w:r>
+        <w:rPr>
+          <w:lang w:val="en-GB"/>
+        </w:rPr>
+        <w:t xml:space="preserve">the </w:t>
+      </w:r>
+      <w:r>
+        <w:rPr>
+          <w:lang w:val="en-GB"/>
+        </w:rPr>
+        <w:t>cloud</w:t>
+      </w:r>
+      <w:r>
+        <w:rPr>
+          <w:lang w:val="en-GB"/>
+        </w:rPr>
+        <w:t>.</w:t>
       </w:r>
     </w:p>
     <w:p>
@@ -3298,19 +4044,7 @@
         <w:rPr>
           <w:lang w:val="en-GB"/>
         </w:rPr>
-        <w:t xml:space="preserve">Note that no </w:t>
-      </w:r>
-      <w:r>
-        <w:rPr>
-          <w:lang w:val="en-GB"/>
-        </w:rPr>
-        <w:t>.</w:t>
-      </w:r>
-      <w:r>
-        <w:rPr>
-          <w:lang w:val="en-GB"/>
-        </w:rPr>
-        <w:t>DST file can be uploaded, so the design needs to be reproduced at the central PC</w:t>
+        <w:t>The teacher has to use a private laptop that connects to the internet, probably via 5G mobile connection if such PC is not allowed in the school network.</w:t>
       </w:r>
     </w:p>
     <w:p>
@@ -3328,13 +4062,86 @@
         <w:rPr>
           <w:lang w:val="en-GB"/>
         </w:rPr>
-        <w:t>Or copy .XML and .DST via an own local network to an own local server and let the teacher pick it up from there.</w:t>
-      </w:r>
-      <w:r>
-        <w:rPr>
-          <w:lang w:val="en-GB"/>
-        </w:rPr>
-        <w:t xml:space="preserve"> </w:t>
+        <w:t xml:space="preserve">Note that no </w:t>
+      </w:r>
+      <w:r>
+        <w:rPr>
+          <w:lang w:val="en-GB"/>
+        </w:rPr>
+        <w:t>.</w:t>
+      </w:r>
+      <w:r>
+        <w:rPr>
+          <w:lang w:val="en-GB"/>
+        </w:rPr>
+        <w:t>DST file can be uploaded, so the design needs to be reproduced at the</w:t>
+      </w:r>
+      <w:r>
+        <w:rPr>
+          <w:lang w:val="en-GB"/>
+        </w:rPr>
+        <w:t xml:space="preserve"> teacher’s laptop</w:t>
+      </w:r>
+      <w:r>
+        <w:rPr>
+          <w:lang w:val="en-GB"/>
+        </w:rPr>
+        <w:t xml:space="preserve"> and then the .DST file be exported to a USB stick.</w:t>
+      </w:r>
+    </w:p>
+    <w:p>
+      <w:pPr>
+        <w:pStyle w:val="ListParagraph"/>
+        <w:numPr>
+          <w:ilvl w:val="0"/>
+          <w:numId w:val="5"/>
+        </w:numPr>
+        <w:rPr>
+          <w:lang w:val="en-GB"/>
+        </w:rPr>
+      </w:pPr>
+      <w:r>
+        <w:rPr>
+          <w:lang w:val="en-GB"/>
+        </w:rPr>
+        <w:lastRenderedPageBreak/>
+        <w:t xml:space="preserve">Alternatively, the participant </w:t>
+      </w:r>
+      <w:r>
+        <w:rPr>
+          <w:lang w:val="en-GB"/>
+        </w:rPr>
+        <w:t>c</w:t>
+      </w:r>
+      <w:r>
+        <w:rPr>
+          <w:lang w:val="en-GB"/>
+        </w:rPr>
+        <w:t>an email the .DST file</w:t>
+      </w:r>
+      <w:r>
+        <w:rPr>
+          <w:lang w:val="en-GB"/>
+        </w:rPr>
+        <w:t xml:space="preserve"> and optionally the .XML file</w:t>
+      </w:r>
+      <w:r>
+        <w:rPr>
+          <w:lang w:val="en-GB"/>
+        </w:rPr>
+        <w:t xml:space="preserve"> to the teacher who then uses the private laptop to export </w:t>
+      </w:r>
+      <w:r>
+        <w:rPr>
+          <w:lang w:val="en-GB"/>
+        </w:rPr>
+        <w:t>the .DST file</w:t>
+      </w:r>
+      <w:r>
+        <w:rPr>
+          <w:lang w:val="en-GB"/>
+        </w:rPr>
+        <w:t xml:space="preserve"> to a USB stick.</w:t>
       </w:r>
     </w:p>
     <w:p>
@@ -3396,14 +4203,7 @@
         <w:rPr>
           <w:lang w:val="en-GB"/>
         </w:rPr>
-        <w:t xml:space="preserve"> </w:t>
-      </w:r>
-      <w:r>
-        <w:rPr>
-          <w:lang w:val="en-GB"/>
-        </w:rPr>
-        <w:lastRenderedPageBreak/>
-        <w:t>you can always refer in your teaching material to the same name and icon regardless of the actual setup. The flavours are:</w:t>
+        <w:t xml:space="preserve"> you can always refer in your teaching material to the same name and icon regardless of the actual setup. The flavours are:</w:t>
       </w:r>
     </w:p>
     <w:p>
@@ -3417,43 +4217,19 @@
           <w:lang w:val="en-GB"/>
         </w:rPr>
       </w:pPr>
-      <w:proofErr w:type="spellStart"/>
       <w:r>
         <w:rPr>
           <w:b/>
           <w:bCs/>
           <w:lang w:val="en-GB"/>
         </w:rPr>
-        <w:t>TSStart</w:t>
-      </w:r>
-      <w:proofErr w:type="spellEnd"/>
-      <w:r>
-        <w:rPr>
-          <w:b/>
-          <w:bCs/>
-          <w:lang w:val="en-GB"/>
-        </w:rPr>
-        <w:t>-Remote</w:t>
-      </w:r>
-      <w:r>
-        <w:rPr>
-          <w:lang w:val="en-GB"/>
-        </w:rPr>
-        <w:t xml:space="preserve"> For when </w:t>
-      </w:r>
-      <w:proofErr w:type="spellStart"/>
-      <w:r>
-        <w:rPr>
-          <w:lang w:val="en-GB"/>
-        </w:rPr>
-        <w:t>TurtleStitch</w:t>
-      </w:r>
-      <w:proofErr w:type="spellEnd"/>
-      <w:r>
-        <w:rPr>
-          <w:lang w:val="en-GB"/>
-        </w:rPr>
-        <w:t xml:space="preserve"> is used remotely, so open turtlestitch.org/run</w:t>
+        <w:t>TSStart-Remote</w:t>
+      </w:r>
+      <w:r>
+        <w:rPr>
+          <w:lang w:val="en-GB"/>
+        </w:rPr>
+        <w:t xml:space="preserve"> For when TurtleStitch is used remotely, so open turtlestitch.org/run</w:t>
       </w:r>
       <w:r>
         <w:rPr>
@@ -3473,7 +4249,6 @@
           <w:lang w:val="en-GB"/>
         </w:rPr>
       </w:pPr>
-      <w:proofErr w:type="spellStart"/>
       <w:r>
         <w:rPr>
           <w:b/>
@@ -3482,26 +4257,11 @@
         </w:rPr>
         <w:t>TSStart-LocalHost</w:t>
       </w:r>
-      <w:proofErr w:type="spellEnd"/>
-      <w:r>
-        <w:rPr>
-          <w:lang w:val="en-GB"/>
-        </w:rPr>
-        <w:t xml:space="preserve"> For when </w:t>
-      </w:r>
-      <w:proofErr w:type="spellStart"/>
-      <w:r>
-        <w:rPr>
-          <w:lang w:val="en-GB"/>
-        </w:rPr>
-        <w:t>TurtleStitch</w:t>
-      </w:r>
-      <w:proofErr w:type="spellEnd"/>
-      <w:r>
-        <w:rPr>
-          <w:lang w:val="en-GB"/>
-        </w:rPr>
-        <w:t xml:space="preserve"> is used with a local host</w:t>
+      <w:r>
+        <w:rPr>
+          <w:lang w:val="en-GB"/>
+        </w:rPr>
+        <w:t xml:space="preserve"> For when TurtleStitch is used with a local host</w:t>
       </w:r>
       <w:r>
         <w:rPr>
@@ -3521,7 +4281,6 @@
           <w:lang w:val="en-GB"/>
         </w:rPr>
       </w:pPr>
-      <w:proofErr w:type="spellStart"/>
       <w:r>
         <w:rPr>
           <w:b/>
@@ -3530,26 +4289,11 @@
         </w:rPr>
         <w:t>TSStart-LocalFile</w:t>
       </w:r>
-      <w:proofErr w:type="spellEnd"/>
-      <w:r>
-        <w:rPr>
-          <w:lang w:val="en-GB"/>
-        </w:rPr>
-        <w:t xml:space="preserve"> For when </w:t>
-      </w:r>
-      <w:proofErr w:type="spellStart"/>
-      <w:r>
-        <w:rPr>
-          <w:lang w:val="en-GB"/>
-        </w:rPr>
-        <w:t>TurtleStitch</w:t>
-      </w:r>
-      <w:proofErr w:type="spellEnd"/>
-      <w:r>
-        <w:rPr>
-          <w:lang w:val="en-GB"/>
-        </w:rPr>
-        <w:t xml:space="preserve"> is using a local file</w:t>
+      <w:r>
+        <w:rPr>
+          <w:lang w:val="en-GB"/>
+        </w:rPr>
+        <w:t xml:space="preserve"> For when TurtleStitch is using a local file</w:t>
       </w:r>
       <w:r>
         <w:rPr>
@@ -3573,49 +4317,19 @@
         <w:rPr>
           <w:lang w:val="en-GB"/>
         </w:rPr>
-        <w:t xml:space="preserve">Give a number of USB sticks a </w:t>
-      </w:r>
-      <w:proofErr w:type="spellStart"/>
-      <w:r>
-        <w:rPr>
-          <w:lang w:val="en-GB"/>
-        </w:rPr>
-        <w:t>volumelabel</w:t>
-      </w:r>
-      <w:proofErr w:type="spellEnd"/>
+        <w:t>Give a number of USB sticks a volume</w:t>
+      </w:r>
       <w:r>
         <w:rPr>
           <w:lang w:val="en-GB"/>
         </w:rPr>
         <w:t xml:space="preserve"> </w:t>
       </w:r>
-      <w:proofErr w:type="spellStart"/>
-      <w:r>
-        <w:rPr>
-          <w:lang w:val="en-GB"/>
-        </w:rPr>
-        <w:t>TURTLESTnn</w:t>
-      </w:r>
-      <w:proofErr w:type="spellEnd"/>
-      <w:r>
-        <w:rPr>
-          <w:lang w:val="en-GB"/>
-        </w:rPr>
-        <w:t xml:space="preserve">, where </w:t>
-      </w:r>
-      <w:proofErr w:type="spellStart"/>
-      <w:r>
-        <w:rPr>
-          <w:lang w:val="en-GB"/>
-        </w:rPr>
-        <w:t>nn</w:t>
-      </w:r>
-      <w:proofErr w:type="spellEnd"/>
-      <w:r>
-        <w:rPr>
-          <w:lang w:val="en-GB"/>
-        </w:rPr>
-        <w:t xml:space="preserve"> can be anything but generally it is a sequence number. </w:t>
+      <w:r>
+        <w:rPr>
+          <w:lang w:val="en-GB"/>
+        </w:rPr>
+        <w:t xml:space="preserve">label TURTLESTnn, where nn can be anything but generally it is a sequence number. </w:t>
       </w:r>
       <w:r>
         <w:rPr>
@@ -3779,21 +4493,7 @@
         <w:rPr>
           <w:lang w:val="en-GB"/>
         </w:rPr>
-        <w:t xml:space="preserve">Make </w:t>
-      </w:r>
-      <w:proofErr w:type="spellStart"/>
-      <w:r>
-        <w:rPr>
-          <w:lang w:val="en-GB"/>
-        </w:rPr>
-        <w:t>TurtleStitch</w:t>
-      </w:r>
-      <w:proofErr w:type="spellEnd"/>
-      <w:r>
-        <w:rPr>
-          <w:lang w:val="en-GB"/>
-        </w:rPr>
-        <w:t xml:space="preserve"> available from the PC</w:t>
+        <w:t>Make TurtleStitch available from the PC</w:t>
       </w:r>
     </w:p>
     <w:p>
@@ -3811,23 +4511,9 @@
         <w:rPr>
           <w:lang w:val="en-GB"/>
         </w:rPr>
-        <w:t xml:space="preserve">When starting </w:t>
-      </w:r>
-      <w:proofErr w:type="spellStart"/>
-      <w:r>
-        <w:rPr>
-          <w:lang w:val="en-GB"/>
-        </w:rPr>
-        <w:t>TurtleStitch</w:t>
-      </w:r>
-      <w:proofErr w:type="spellEnd"/>
-      <w:r>
-        <w:rPr>
-          <w:lang w:val="en-GB"/>
-        </w:rPr>
-        <w:t xml:space="preserve"> remote nothing needs to be done. You will just use the URL </w:t>
-      </w:r>
-      <w:hyperlink r:id="rId8" w:history="1">
+        <w:t xml:space="preserve">When starting TurtleStitch remote nothing needs to be done. You will just use the URL </w:t>
+      </w:r>
+      <w:hyperlink r:id="rId10" w:history="1">
         <w:r>
           <w:rPr>
             <w:rStyle w:val="Hyperlink"/>
@@ -3858,21 +4544,7 @@
         <w:rPr>
           <w:lang w:val="en-GB"/>
         </w:rPr>
-        <w:t xml:space="preserve">For setting up </w:t>
-      </w:r>
-      <w:proofErr w:type="spellStart"/>
-      <w:r>
-        <w:rPr>
-          <w:lang w:val="en-GB"/>
-        </w:rPr>
-        <w:t>TurtleStitch</w:t>
-      </w:r>
-      <w:proofErr w:type="spellEnd"/>
-      <w:r>
-        <w:rPr>
-          <w:lang w:val="en-GB"/>
-        </w:rPr>
-        <w:t xml:space="preserve"> in an offline mode (with localhost or in a folder), see the separate document.</w:t>
+        <w:t>For setting up TurtleStitch in an offline mode (with localhost or in a folder), see the separate document.</w:t>
       </w:r>
     </w:p>
     <w:p>
@@ -3890,7 +4562,19 @@
         <w:rPr>
           <w:lang w:val="en-GB"/>
         </w:rPr>
-        <w:t>Install TSUSB-Clean on a separate PC used for cleaning up the USB sticks.</w:t>
+        <w:t xml:space="preserve">Install TSUSB-Clean on a separate PC used for cleaning up the </w:t>
+      </w:r>
+      <w:r>
+        <w:rPr>
+          <w:lang w:val="en-GB"/>
+        </w:rPr>
+        <w:t xml:space="preserve">used </w:t>
+      </w:r>
+      <w:r>
+        <w:rPr>
+          <w:lang w:val="en-GB"/>
+        </w:rPr>
+        <w:t>USB sticks.</w:t>
       </w:r>
     </w:p>
     <w:p>
@@ -4001,11 +4685,52 @@
         <w:rPr>
           <w:lang w:val="en-GB"/>
         </w:rPr>
-        <w:t>USB and audio cables</w:t>
-      </w:r>
-    </w:p>
-    <w:p>
-      <w:pPr>
+        <w:lastRenderedPageBreak/>
+        <w:t>Noise</w:t>
+      </w:r>
+    </w:p>
+    <w:p>
+      <w:pPr>
+        <w:rPr>
+          <w:lang w:val="en-GB"/>
+        </w:rPr>
+      </w:pPr>
+      <w:r>
+        <w:rPr>
+          <w:lang w:val="en-GB"/>
+        </w:rPr>
+        <w:t>There can be quite some noise at these events. Not so much by TurtleStitch though. The amount of noise generated by the embroidery machines is neglectable, especially in large rooms.</w:t>
+      </w:r>
+    </w:p>
+    <w:p>
+      <w:pPr>
+        <w:pStyle w:val="Heading1"/>
+        <w:rPr>
+          <w:lang w:val="en-GB"/>
+        </w:rPr>
+      </w:pPr>
+      <w:r>
+        <w:rPr>
+          <w:lang w:val="en-GB"/>
+        </w:rPr>
+        <w:t xml:space="preserve">USB and audio </w:t>
+      </w:r>
+      <w:r>
+        <w:rPr>
+          <w:lang w:val="en-GB"/>
+        </w:rPr>
+        <w:t xml:space="preserve">extension </w:t>
+      </w:r>
+      <w:r>
+        <w:rPr>
+          <w:lang w:val="en-GB"/>
+        </w:rPr>
+        <w:t>cables</w:t>
+      </w:r>
+    </w:p>
+    <w:p>
+      <w:pPr>
+        <w:keepNext/>
         <w:rPr>
           <w:lang w:val="en-GB"/>
         </w:rPr>
@@ -4020,75 +4745,160 @@
         <w:rPr>
           <w:lang w:val="en-GB"/>
         </w:rPr>
-        <w:t xml:space="preserve"> that have a 90 degree connector for the mouse and the USB sticks. I also connect the headset with a 90 degree connector so that there is more room to  the side of the laptop for mouse and papers.</w:t>
-      </w:r>
-    </w:p>
-    <w:p>
-      <w:pPr>
-        <w:rPr>
-          <w:lang w:val="en-GB"/>
-        </w:rPr>
-      </w:pPr>
-      <w:r>
-        <w:rPr>
-          <w:lang w:val="en-GB"/>
-        </w:rPr>
-        <w:t>&lt;&lt; picture to be provided &gt;&gt;</w:t>
-      </w:r>
-    </w:p>
-    <w:p>
-      <w:pPr>
-        <w:rPr>
-          <w:lang w:val="en-GB"/>
-        </w:rPr>
-      </w:pPr>
-      <w:r>
-        <w:rPr>
-          <w:lang w:val="en-GB"/>
-        </w:rPr>
-        <w:t>Also for the embroidery machine I use those extension cables so that there is less wear and tear on the USB connectors of the machine</w:t>
-      </w:r>
-      <w:r>
-        <w:rPr>
-          <w:lang w:val="en-GB"/>
-        </w:rPr>
-        <w:t xml:space="preserve"> and less chance to bump into the plugged in USB stick</w:t>
-      </w:r>
-      <w:r>
-        <w:rPr>
-          <w:lang w:val="en-GB"/>
-        </w:rPr>
-        <w:t xml:space="preserve">. Note that </w:t>
-      </w:r>
-      <w:r>
-        <w:rPr>
+        <w:t xml:space="preserve"> that have a 90 degree connector for the mouse and the USB stick. </w:t>
+      </w:r>
+      <w:r>
+        <w:rPr>
+          <w:noProof/>
+          <w:lang w:val="en-GB"/>
+        </w:rPr>
+        <w:drawing>
+          <wp:inline distT="0" distB="0" distL="0" distR="0" wp14:anchorId="4FE49494" wp14:editId="48FB6954">
+            <wp:extent cx="5760720" cy="4318794"/>
+            <wp:effectExtent l="0" t="0" r="0" b="5715"/>
+            <wp:docPr id="2036419617" name="Picture 2"/>
+            <wp:cNvGraphicFramePr>
+              <a:graphicFrameLocks xmlns:a="http://schemas.openxmlformats.org/drawingml/2006/main" noChangeAspect="1"/>
+            </wp:cNvGraphicFramePr>
+            <a:graphic xmlns:a="http://schemas.openxmlformats.org/drawingml/2006/main">
+              <a:graphicData uri="http://schemas.openxmlformats.org/drawingml/2006/picture">
+                <pic:pic xmlns:pic="http://schemas.openxmlformats.org/drawingml/2006/picture">
+                  <pic:nvPicPr>
+                    <pic:cNvPr id="0" name="Picture 2"/>
+                    <pic:cNvPicPr>
+                      <a:picLocks noChangeAspect="1" noChangeArrowheads="1"/>
+                    </pic:cNvPicPr>
+                  </pic:nvPicPr>
+                  <pic:blipFill>
+                    <a:blip r:embed="rId11" cstate="print">
+                      <a:extLst>
+                        <a:ext uri="{28A0092B-C50C-407E-A947-70E740481C1C}">
+                          <a14:useLocalDpi xmlns:a14="http://schemas.microsoft.com/office/drawing/2010/main" val="0"/>
+                        </a:ext>
+                      </a:extLst>
+                    </a:blip>
+                    <a:srcRect/>
+                    <a:stretch>
+                      <a:fillRect/>
+                    </a:stretch>
+                  </pic:blipFill>
+                  <pic:spPr bwMode="auto">
+                    <a:xfrm>
+                      <a:off x="0" y="0"/>
+                      <a:ext cx="5760720" cy="4318794"/>
+                    </a:xfrm>
+                    <a:prstGeom prst="rect">
+                      <a:avLst/>
+                    </a:prstGeom>
+                    <a:noFill/>
+                    <a:ln>
+                      <a:noFill/>
+                    </a:ln>
+                  </pic:spPr>
+                </pic:pic>
+              </a:graphicData>
+            </a:graphic>
+          </wp:inline>
+        </w:drawing>
+      </w:r>
+    </w:p>
+    <w:p>
+      <w:pPr>
+        <w:pStyle w:val="Caption"/>
+        <w:rPr>
+          <w:lang w:val="en-GB"/>
+        </w:rPr>
+      </w:pPr>
+      <w:r>
+        <w:rPr>
+          <w:lang w:val="en-GB"/>
+        </w:rPr>
+        <w:t xml:space="preserve">Photo </w:t>
+      </w:r>
+      <w:r>
+        <w:fldChar w:fldCharType="begin"/>
+      </w:r>
+      <w:r>
+        <w:rPr>
+          <w:lang w:val="en-GB"/>
+        </w:rPr>
+        <w:instrText xml:space="preserve"> SEQ Photo \* ARABIC </w:instrText>
+      </w:r>
+      <w:r>
+        <w:fldChar w:fldCharType="separate"/>
+      </w:r>
+      <w:r>
+        <w:rPr>
+          <w:noProof/>
+          <w:lang w:val="en-GB"/>
+        </w:rPr>
+        <w:t>2</w:t>
+      </w:r>
+      <w:r>
+        <w:fldChar w:fldCharType="end"/>
+      </w:r>
+      <w:r>
+        <w:rPr>
+          <w:lang w:val="en-GB"/>
+        </w:rPr>
+        <w:t>: The setup with extension cables at the laptop. The red cable with orange label is for the headset.</w:t>
+      </w:r>
+      <w:r>
+        <w:rPr>
+          <w:lang w:val="en-GB"/>
+        </w:rPr>
+        <w:t xml:space="preserve"> The cable with the blue label is for the mouse and the cable with the green label is for the USB stick</w:t>
+      </w:r>
+      <w:r>
+        <w:rPr>
+          <w:lang w:val="en-GB"/>
+        </w:rPr>
+        <w:t>. It sticks up because there is no room to let it go out horizontally</w:t>
+      </w:r>
+      <w:r>
+        <w:rPr>
+          <w:lang w:val="en-GB"/>
+        </w:rPr>
+        <w:t>.</w:t>
+      </w:r>
+    </w:p>
+    <w:p>
+      <w:pPr>
+        <w:rPr>
+          <w:lang w:val="en-GB"/>
+        </w:rPr>
+      </w:pPr>
+      <w:r>
+        <w:rPr>
+          <w:lang w:val="en-GB"/>
+        </w:rPr>
+        <w:t>I also connect the headset with a 90 degree connector so that there is more room to  the side of the laptop for mouse and papers.</w:t>
+      </w:r>
+    </w:p>
+    <w:p>
+      <w:pPr>
+        <w:rPr>
+          <w:lang w:val="en-GB"/>
+        </w:rPr>
+      </w:pPr>
+      <w:r>
+        <w:rPr>
+          <w:noProof/>
           <w:lang w:val="en-GB"/>
         </w:rPr>
         <w:lastRenderedPageBreak/>
-        <w:t>different machines need a 90 degree connector that goes to the right while others need a 90 degree connector that goes to the left.</w:t>
-      </w:r>
-    </w:p>
-    <w:p>
-      <w:pPr>
-        <w:rPr>
-          <w:lang w:val="en-GB"/>
-        </w:rPr>
-      </w:pPr>
-      <w:r>
-        <w:rPr>
-          <w:lang w:val="en-GB"/>
-        </w:rPr>
-        <w:t xml:space="preserve"> </w:t>
-      </w:r>
-      <w:r>
-        <w:rPr>
-          <w:noProof/>
-          <w:lang w:val="en-GB"/>
-        </w:rPr>
         <w:drawing>
-          <wp:inline distT="0" distB="0" distL="0" distR="0" wp14:anchorId="33599D8C" wp14:editId="6D0C5289">
-            <wp:extent cx="3954177" cy="2343874"/>
-            <wp:effectExtent l="5080" t="0" r="0" b="0"/>
+          <wp:anchor distT="0" distB="0" distL="114300" distR="114300" simplePos="0" relativeHeight="251658240" behindDoc="0" locked="0" layoutInCell="1" allowOverlap="1" wp14:anchorId="33599D8C" wp14:editId="5CD5DBFE">
+            <wp:simplePos x="0" y="0"/>
+            <wp:positionH relativeFrom="column">
+              <wp:posOffset>3808095</wp:posOffset>
+            </wp:positionH>
+            <wp:positionV relativeFrom="paragraph">
+              <wp:posOffset>440055</wp:posOffset>
+            </wp:positionV>
+            <wp:extent cx="2333625" cy="1383030"/>
+            <wp:effectExtent l="0" t="952" r="8572" b="8573"/>
+            <wp:wrapSquare wrapText="bothSides"/>
             <wp:docPr id="2030611214" name="Picture 2"/>
             <wp:cNvGraphicFramePr>
               <a:graphicFrameLocks xmlns:a="http://schemas.openxmlformats.org/drawingml/2006/main" noChangeAspect="1"/>
@@ -4103,7 +4913,7 @@
                     </pic:cNvPicPr>
                   </pic:nvPicPr>
                   <pic:blipFill rotWithShape="1">
-                    <a:blip r:embed="rId9" cstate="print">
+                    <a:blip r:embed="rId12" cstate="print">
                       <a:extLst>
                         <a:ext uri="{28A0092B-C50C-407E-A947-70E740481C1C}">
                           <a14:useLocalDpi xmlns:a14="http://schemas.microsoft.com/office/drawing/2010/main" val="0"/>
@@ -4118,7 +4928,482 @@
                   <pic:spPr bwMode="auto">
                     <a:xfrm rot="5400000">
                       <a:off x="0" y="0"/>
-                      <a:ext cx="3963717" cy="2349529"/>
+                      <a:ext cx="2333625" cy="1383030"/>
+                    </a:xfrm>
+                    <a:prstGeom prst="rect">
+                      <a:avLst/>
+                    </a:prstGeom>
+                    <a:noFill/>
+                    <a:ln>
+                      <a:noFill/>
+                    </a:ln>
+                    <a:extLst>
+                      <a:ext uri="{53640926-AAD7-44D8-BBD7-CCE9431645EC}">
+                        <a14:shadowObscured xmlns:a14="http://schemas.microsoft.com/office/drawing/2010/main"/>
+                      </a:ext>
+                    </a:extLst>
+                  </pic:spPr>
+                </pic:pic>
+              </a:graphicData>
+            </a:graphic>
+            <wp14:sizeRelH relativeFrom="page">
+              <wp14:pctWidth>0</wp14:pctWidth>
+            </wp14:sizeRelH>
+            <wp14:sizeRelV relativeFrom="page">
+              <wp14:pctHeight>0</wp14:pctHeight>
+            </wp14:sizeRelV>
+          </wp:anchor>
+        </w:drawing>
+      </w:r>
+      <w:r>
+        <w:rPr>
+          <w:lang w:val="en-GB"/>
+        </w:rPr>
+        <w:t>Also for the embroidery machine I use those extension cables so that there is less wear and tear on the USB connectors of the machine</w:t>
+      </w:r>
+      <w:r>
+        <w:rPr>
+          <w:lang w:val="en-GB"/>
+        </w:rPr>
+        <w:t xml:space="preserve"> and less chance to bump into the plugged in USB stick</w:t>
+      </w:r>
+      <w:r>
+        <w:rPr>
+          <w:lang w:val="en-GB"/>
+        </w:rPr>
+        <w:t xml:space="preserve">. </w:t>
+      </w:r>
+      <w:r>
+        <w:rPr>
+          <w:lang w:val="en-GB"/>
+        </w:rPr>
+        <w:t xml:space="preserve">And it is easier to see how to attach the USB stick to the extension cable than in the machine. </w:t>
+      </w:r>
+      <w:r>
+        <w:rPr>
+          <w:lang w:val="en-GB"/>
+        </w:rPr>
+        <w:t xml:space="preserve">Note that </w:t>
+      </w:r>
+      <w:r>
+        <w:rPr>
+          <w:lang w:val="en-GB"/>
+        </w:rPr>
+        <w:t>some</w:t>
+      </w:r>
+      <w:r>
+        <w:rPr>
+          <w:lang w:val="en-GB"/>
+        </w:rPr>
+        <w:t xml:space="preserve"> machines need a 90 degree connector that goes to the right while others need a 90 degree connector that goes to the left.</w:t>
+      </w:r>
+    </w:p>
+    <w:p>
+      <w:pPr>
+        <w:rPr>
+          <w:lang w:val="en-GB"/>
+        </w:rPr>
+      </w:pPr>
+      <w:r>
+        <w:rPr>
+          <w:lang w:val="en-GB"/>
+        </w:rPr>
+        <w:t xml:space="preserve"> </w:t>
+      </w:r>
+    </w:p>
+    <w:p>
+      <w:pPr>
+        <w:pStyle w:val="Heading1"/>
+        <w:rPr>
+          <w:lang w:val="en-GB"/>
+        </w:rPr>
+      </w:pPr>
+      <w:r>
+        <w:rPr>
+          <w:lang w:val="en-GB"/>
+        </w:rPr>
+        <w:t>Workplace setup</w:t>
+      </w:r>
+    </w:p>
+    <w:p>
+      <w:pPr>
+        <w:pStyle w:val="Heading2"/>
+        <w:rPr>
+          <w:lang w:val="en-GB"/>
+        </w:rPr>
+      </w:pPr>
+      <w:r>
+        <w:rPr>
+          <w:lang w:val="en-GB"/>
+        </w:rPr>
+        <w:t>Desk space</w:t>
+      </w:r>
+    </w:p>
+    <w:p>
+      <w:pPr>
+        <w:keepNext/>
+      </w:pPr>
+      <w:r>
+        <w:rPr>
+          <w:noProof/>
+          <w:lang w:val="en-GB"/>
+        </w:rPr>
+        <w:drawing>
+          <wp:inline distT="0" distB="0" distL="0" distR="0" wp14:anchorId="1D437A6A" wp14:editId="76F2D4AD">
+            <wp:extent cx="5407862" cy="4054257"/>
+            <wp:effectExtent l="0" t="0" r="2540" b="3810"/>
+            <wp:docPr id="2101138226" name="Picture 3"/>
+            <wp:cNvGraphicFramePr>
+              <a:graphicFrameLocks xmlns:a="http://schemas.openxmlformats.org/drawingml/2006/main" noChangeAspect="1"/>
+            </wp:cNvGraphicFramePr>
+            <a:graphic xmlns:a="http://schemas.openxmlformats.org/drawingml/2006/main">
+              <a:graphicData uri="http://schemas.openxmlformats.org/drawingml/2006/picture">
+                <pic:pic xmlns:pic="http://schemas.openxmlformats.org/drawingml/2006/picture">
+                  <pic:nvPicPr>
+                    <pic:cNvPr id="0" name="Picture 3"/>
+                    <pic:cNvPicPr>
+                      <a:picLocks noChangeAspect="1" noChangeArrowheads="1"/>
+                    </pic:cNvPicPr>
+                  </pic:nvPicPr>
+                  <pic:blipFill>
+                    <a:blip r:embed="rId13" cstate="print">
+                      <a:extLst>
+                        <a:ext uri="{28A0092B-C50C-407E-A947-70E740481C1C}">
+                          <a14:useLocalDpi xmlns:a14="http://schemas.microsoft.com/office/drawing/2010/main" val="0"/>
+                        </a:ext>
+                      </a:extLst>
+                    </a:blip>
+                    <a:srcRect/>
+                    <a:stretch>
+                      <a:fillRect/>
+                    </a:stretch>
+                  </pic:blipFill>
+                  <pic:spPr bwMode="auto">
+                    <a:xfrm>
+                      <a:off x="0" y="0"/>
+                      <a:ext cx="5410347" cy="4056120"/>
+                    </a:xfrm>
+                    <a:prstGeom prst="rect">
+                      <a:avLst/>
+                    </a:prstGeom>
+                    <a:noFill/>
+                    <a:ln>
+                      <a:noFill/>
+                    </a:ln>
+                  </pic:spPr>
+                </pic:pic>
+              </a:graphicData>
+            </a:graphic>
+          </wp:inline>
+        </w:drawing>
+      </w:r>
+    </w:p>
+    <w:p>
+      <w:pPr>
+        <w:pStyle w:val="Caption"/>
+        <w:rPr>
+          <w:lang w:val="en-GB"/>
+        </w:rPr>
+      </w:pPr>
+      <w:r>
+        <w:rPr>
+          <w:lang w:val="en-GB"/>
+        </w:rPr>
+        <w:t xml:space="preserve">Photo </w:t>
+      </w:r>
+      <w:r>
+        <w:fldChar w:fldCharType="begin"/>
+      </w:r>
+      <w:r>
+        <w:rPr>
+          <w:lang w:val="en-GB"/>
+        </w:rPr>
+        <w:instrText xml:space="preserve"> SEQ Photo \* ARABIC </w:instrText>
+      </w:r>
+      <w:r>
+        <w:fldChar w:fldCharType="separate"/>
+      </w:r>
+      <w:r>
+        <w:rPr>
+          <w:noProof/>
+          <w:lang w:val="en-GB"/>
+        </w:rPr>
+        <w:t>3</w:t>
+      </w:r>
+      <w:r>
+        <w:fldChar w:fldCharType="end"/>
+      </w:r>
+      <w:r>
+        <w:rPr>
+          <w:lang w:val="en-GB"/>
+        </w:rPr>
+        <w:t>: Compact workplace setup. Note the angled extension cables and the instruction booklet with Wirek-O binding</w:t>
+      </w:r>
+    </w:p>
+    <w:p>
+      <w:pPr>
+        <w:rPr>
+          <w:lang w:val="en-GB"/>
+        </w:rPr>
+      </w:pPr>
+      <w:r>
+        <w:rPr>
+          <w:lang w:val="en-GB"/>
+        </w:rPr>
+        <w:t>With the laptops I use (32 cm wide) I can place 6 of them around a beertable of 80 x 200 cm, 3 on each side. However that requires the angled USB connectors as well as narrow instruction booklets. The</w:t>
+      </w:r>
+      <w:r>
+        <w:rPr>
+          <w:lang w:val="en-GB"/>
+        </w:rPr>
+        <w:t xml:space="preserve"> instruction</w:t>
+      </w:r>
+      <w:r>
+        <w:rPr>
+          <w:lang w:val="en-GB"/>
+        </w:rPr>
+        <w:t xml:space="preserve"> booklets I use are 10,5 cm wide and 21 cm tall and bound with Wire-O binding so that pages can be completely turned over. </w:t>
+      </w:r>
+    </w:p>
+    <w:p>
+      <w:pPr>
+        <w:rPr>
+          <w:lang w:val="en-GB"/>
+        </w:rPr>
+      </w:pPr>
+      <w:r>
+        <w:rPr>
+          <w:lang w:val="en-GB"/>
+        </w:rPr>
+        <w:t xml:space="preserve">I use an A4 size plasticized sheet that summarize sizes, directions etc. </w:t>
+      </w:r>
+      <w:r>
+        <w:rPr>
+          <w:lang w:val="en-GB"/>
+        </w:rPr>
+        <w:t xml:space="preserve">on one side and general explanation of what is seen on the screen </w:t>
+      </w:r>
+      <w:r>
+        <w:rPr>
+          <w:lang w:val="en-GB"/>
+        </w:rPr>
+        <w:t>(thanks to Pauline) to the right of the laptop. It works as mousepad, but must be put partly under the laptop so that it stays stable.</w:t>
+      </w:r>
+    </w:p>
+    <w:p>
+      <w:pPr>
+        <w:rPr>
+          <w:lang w:val="en-GB"/>
+        </w:rPr>
+      </w:pPr>
+      <w:r>
+        <w:rPr>
+          <w:lang w:val="en-GB"/>
+        </w:rPr>
+        <w:t xml:space="preserve">In that way, the depth of the setup is 21 cm. With an opened </w:t>
+      </w:r>
+      <w:r>
+        <w:rPr>
+          <w:lang w:val="en-GB"/>
+        </w:rPr>
+        <w:t xml:space="preserve">lid of the laptop </w:t>
+      </w:r>
+      <w:r>
+        <w:rPr>
+          <w:lang w:val="en-GB"/>
+        </w:rPr>
+        <w:t xml:space="preserve">the depth is some 30 cm, so at a 60x200 cm beer table you could also </w:t>
+      </w:r>
+      <w:r>
+        <w:rPr>
+          <w:lang w:val="en-GB"/>
+        </w:rPr>
+        <w:t xml:space="preserve">probably </w:t>
+      </w:r>
+      <w:r>
+        <w:rPr>
+          <w:lang w:val="en-GB"/>
+        </w:rPr>
+        <w:t>fit 6 workplaces</w:t>
+      </w:r>
+      <w:r>
+        <w:rPr>
+          <w:lang w:val="en-GB"/>
+        </w:rPr>
+        <w:t>,</w:t>
+      </w:r>
+      <w:r>
+        <w:rPr>
+          <w:lang w:val="en-GB"/>
+        </w:rPr>
+        <w:t xml:space="preserve"> although cramped. </w:t>
+      </w:r>
+      <w:r>
+        <w:rPr>
+          <w:lang w:val="en-GB"/>
+        </w:rPr>
+        <w:t xml:space="preserve">We </w:t>
+      </w:r>
+      <w:r>
+        <w:rPr>
+          <w:lang w:val="en-GB"/>
+        </w:rPr>
+        <w:lastRenderedPageBreak/>
+        <w:t xml:space="preserve">used 5 at such tables, 3 at one side and 2 on the other. </w:t>
+      </w:r>
+      <w:r>
+        <w:rPr>
+          <w:lang w:val="en-GB"/>
+        </w:rPr>
+        <w:t>Also do not forget the power adapters and the mains power extension cables that need to find a place somewhere</w:t>
+      </w:r>
+      <w:r>
+        <w:rPr>
+          <w:lang w:val="en-GB"/>
+        </w:rPr>
+        <w:t xml:space="preserve"> between the laptops</w:t>
+      </w:r>
+      <w:r>
+        <w:rPr>
+          <w:lang w:val="en-GB"/>
+        </w:rPr>
+        <w:t>.</w:t>
+      </w:r>
+    </w:p>
+    <w:p>
+      <w:pPr>
+        <w:rPr>
+          <w:lang w:val="en-GB"/>
+        </w:rPr>
+      </w:pPr>
+      <w:r>
+        <w:rPr>
+          <w:lang w:val="en-GB"/>
+        </w:rPr>
+        <w:t>At beer tables of 50 x 200 cm you can probably fit in 5 workplaces using 3 on one side and 2 on the other.</w:t>
+      </w:r>
+      <w:r>
+        <w:rPr>
+          <w:lang w:val="en-GB"/>
+        </w:rPr>
+        <w:t xml:space="preserve"> But it was not tried so far.</w:t>
+      </w:r>
+    </w:p>
+    <w:p>
+      <w:pPr>
+        <w:pStyle w:val="Heading2"/>
+        <w:rPr>
+          <w:lang w:val="en-GB"/>
+        </w:rPr>
+      </w:pPr>
+      <w:r>
+        <w:rPr>
+          <w:lang w:val="en-GB"/>
+        </w:rPr>
+        <w:t>Seating at laptops</w:t>
+      </w:r>
+    </w:p>
+    <w:p>
+      <w:pPr>
+        <w:rPr>
+          <w:lang w:val="en-GB"/>
+        </w:rPr>
+      </w:pPr>
+      <w:r>
+        <w:rPr>
+          <w:lang w:val="en-GB"/>
+        </w:rPr>
+        <w:t>We used chairs to seat people, but believe that beer table benches are better. If then a parent wants to join a child, they can both fit in.</w:t>
+      </w:r>
+    </w:p>
+    <w:p>
+      <w:pPr>
+        <w:pStyle w:val="Heading2"/>
+        <w:rPr>
+          <w:lang w:val="en-GB"/>
+        </w:rPr>
+      </w:pPr>
+      <w:r>
+        <w:rPr>
+          <w:lang w:val="en-GB"/>
+        </w:rPr>
+        <w:t>Seating for the embroiderers</w:t>
+      </w:r>
+    </w:p>
+    <w:p>
+      <w:pPr>
+        <w:rPr>
+          <w:lang w:val="en-GB"/>
+        </w:rPr>
+      </w:pPr>
+      <w:r>
+        <w:rPr>
+          <w:lang w:val="en-GB"/>
+        </w:rPr>
+        <w:t>For the seating of the embroiderers we started using chairs, but now use wheeled stools, see the picture.</w:t>
+      </w:r>
+      <w:r>
+        <w:rPr>
+          <w:lang w:val="en-GB"/>
+        </w:rPr>
+        <w:t xml:space="preserve"> It is then easier to move from one machine to the other. Still some </w:t>
+      </w:r>
+      <w:r>
+        <w:rPr>
+          <w:lang w:val="en-GB"/>
+        </w:rPr>
+        <w:t>chairs</w:t>
+      </w:r>
+      <w:r>
+        <w:rPr>
+          <w:lang w:val="en-GB"/>
+        </w:rPr>
+        <w:t xml:space="preserve"> are generally useful as some of the participants love to sit and see their design come to life.</w:t>
+      </w:r>
+    </w:p>
+    <w:p>
+      <w:pPr>
+        <w:keepNext/>
+      </w:pPr>
+      <w:r>
+        <w:rPr>
+          <w:noProof/>
+          <w:lang w:val="en-GB"/>
+        </w:rPr>
+        <w:drawing>
+          <wp:inline distT="0" distB="0" distL="0" distR="0" wp14:anchorId="2E77B9FB" wp14:editId="086DCA34">
+            <wp:extent cx="5759450" cy="1983006"/>
+            <wp:effectExtent l="0" t="0" r="0" b="0"/>
+            <wp:docPr id="2136060422" name="Picture 4"/>
+            <wp:cNvGraphicFramePr>
+              <a:graphicFrameLocks xmlns:a="http://schemas.openxmlformats.org/drawingml/2006/main" noChangeAspect="1"/>
+            </wp:cNvGraphicFramePr>
+            <a:graphic xmlns:a="http://schemas.openxmlformats.org/drawingml/2006/main">
+              <a:graphicData uri="http://schemas.openxmlformats.org/drawingml/2006/picture">
+                <pic:pic xmlns:pic="http://schemas.openxmlformats.org/drawingml/2006/picture">
+                  <pic:nvPicPr>
+                    <pic:cNvPr id="0" name="Picture 4"/>
+                    <pic:cNvPicPr>
+                      <a:picLocks noChangeAspect="1" noChangeArrowheads="1"/>
+                    </pic:cNvPicPr>
+                  </pic:nvPicPr>
+                  <pic:blipFill rotWithShape="1">
+                    <a:blip r:embed="rId14" cstate="print">
+                      <a:extLst>
+                        <a:ext uri="{28A0092B-C50C-407E-A947-70E740481C1C}">
+                          <a14:useLocalDpi xmlns:a14="http://schemas.microsoft.com/office/drawing/2010/main" val="0"/>
+                        </a:ext>
+                      </a:extLst>
+                    </a:blip>
+                    <a:srcRect t="54123"/>
+                    <a:stretch>
+                      <a:fillRect/>
+                    </a:stretch>
+                  </pic:blipFill>
+                  <pic:spPr bwMode="auto">
+                    <a:xfrm>
+                      <a:off x="0" y="0"/>
+                      <a:ext cx="5759450" cy="1983006"/>
                     </a:xfrm>
                     <a:prstGeom prst="rect">
                       <a:avLst/>
@@ -4142,6 +5427,256 @@
     </w:p>
     <w:p>
       <w:pPr>
+        <w:pStyle w:val="Caption"/>
+        <w:rPr>
+          <w:lang w:val="en-GB"/>
+        </w:rPr>
+      </w:pPr>
+      <w:r>
+        <w:rPr>
+          <w:lang w:val="en-GB"/>
+        </w:rPr>
+        <w:t xml:space="preserve">Photo </w:t>
+      </w:r>
+      <w:r>
+        <w:fldChar w:fldCharType="begin"/>
+      </w:r>
+      <w:r>
+        <w:rPr>
+          <w:lang w:val="en-GB"/>
+        </w:rPr>
+        <w:instrText xml:space="preserve"> SEQ Photo \* ARABIC </w:instrText>
+      </w:r>
+      <w:r>
+        <w:fldChar w:fldCharType="separate"/>
+      </w:r>
+      <w:r>
+        <w:rPr>
+          <w:noProof/>
+          <w:lang w:val="en-GB"/>
+        </w:rPr>
+        <w:t>4</w:t>
+      </w:r>
+      <w:r>
+        <w:fldChar w:fldCharType="end"/>
+      </w:r>
+      <w:r>
+        <w:rPr>
+          <w:lang w:val="en-GB"/>
+        </w:rPr>
+        <w:t>: Wheeled stools for t</w:t>
+      </w:r>
+      <w:r>
+        <w:rPr>
+          <w:lang w:val="en-GB"/>
+        </w:rPr>
+        <w:t>he embroiderers</w:t>
+      </w:r>
+    </w:p>
+    <w:p>
+      <w:pPr>
+        <w:pStyle w:val="Heading2"/>
+        <w:rPr>
+          <w:lang w:val="en-GB"/>
+        </w:rPr>
+      </w:pPr>
+      <w:r>
+        <w:rPr>
+          <w:lang w:val="en-GB"/>
+        </w:rPr>
+        <w:t>Space for the embroidery machines</w:t>
+      </w:r>
+    </w:p>
+    <w:p>
+      <w:pPr>
+        <w:rPr>
+          <w:lang w:val="en-GB"/>
+        </w:rPr>
+      </w:pPr>
+      <w:r>
+        <w:rPr>
+          <w:lang w:val="en-GB"/>
+        </w:rPr>
+        <w:t xml:space="preserve">We have used beer tables of 50x200 cm for every 2 machines. That gives plenty of room. Tables of 50x180 cm would also do for 2 machines and leave a lot of room. </w:t>
+      </w:r>
+      <w:r>
+        <w:rPr>
+          <w:lang w:val="en-GB"/>
+        </w:rPr>
+        <w:t>And we used examination tables of 70x100 cm, which are great as well.</w:t>
+      </w:r>
+    </w:p>
+    <w:p>
+      <w:pPr>
+        <w:rPr>
+          <w:lang w:val="en-GB"/>
+        </w:rPr>
+      </w:pPr>
+      <w:r>
+        <w:rPr>
+          <w:lang w:val="en-GB"/>
+        </w:rPr>
+        <w:t xml:space="preserve">See here a picture of having 5 machines at 3 tables with a total length of </w:t>
+      </w:r>
+      <w:r>
+        <w:rPr>
+          <w:lang w:val="en-GB"/>
+        </w:rPr>
+        <w:t>4</w:t>
+      </w:r>
+      <w:r>
+        <w:rPr>
+          <w:lang w:val="en-GB"/>
+        </w:rPr>
+        <w:t>.8?</w:t>
+      </w:r>
+      <w:r>
+        <w:rPr>
+          <w:lang w:val="en-GB"/>
+        </w:rPr>
+        <w:t xml:space="preserve"> meter.</w:t>
+      </w:r>
+    </w:p>
+    <w:p>
+      <w:pPr>
+        <w:keepNext/>
+      </w:pPr>
+      <w:r>
+        <w:rPr>
+          <w:noProof/>
+          <w:lang w:val="en-GB"/>
+        </w:rPr>
+        <w:lastRenderedPageBreak/>
+        <w:drawing>
+          <wp:inline distT="0" distB="0" distL="0" distR="0" wp14:anchorId="5C03890B" wp14:editId="2BC9A6C4">
+            <wp:extent cx="3868795" cy="2903517"/>
+            <wp:effectExtent l="0" t="0" r="0" b="0"/>
+            <wp:docPr id="353448751" name="Picture 6"/>
+            <wp:cNvGraphicFramePr>
+              <a:graphicFrameLocks xmlns:a="http://schemas.openxmlformats.org/drawingml/2006/main" noChangeAspect="1"/>
+            </wp:cNvGraphicFramePr>
+            <a:graphic xmlns:a="http://schemas.openxmlformats.org/drawingml/2006/main">
+              <a:graphicData uri="http://schemas.openxmlformats.org/drawingml/2006/picture">
+                <pic:pic xmlns:pic="http://schemas.openxmlformats.org/drawingml/2006/picture">
+                  <pic:nvPicPr>
+                    <pic:cNvPr id="0" name="Picture 6"/>
+                    <pic:cNvPicPr>
+                      <a:picLocks noChangeAspect="1" noChangeArrowheads="1"/>
+                    </pic:cNvPicPr>
+                  </pic:nvPicPr>
+                  <pic:blipFill>
+                    <a:blip r:embed="rId15" cstate="print">
+                      <a:extLst>
+                        <a:ext uri="{28A0092B-C50C-407E-A947-70E740481C1C}">
+                          <a14:useLocalDpi xmlns:a14="http://schemas.microsoft.com/office/drawing/2010/main" val="0"/>
+                        </a:ext>
+                      </a:extLst>
+                    </a:blip>
+                    <a:srcRect/>
+                    <a:stretch>
+                      <a:fillRect/>
+                    </a:stretch>
+                  </pic:blipFill>
+                  <pic:spPr bwMode="auto">
+                    <a:xfrm>
+                      <a:off x="0" y="0"/>
+                      <a:ext cx="3899586" cy="2926625"/>
+                    </a:xfrm>
+                    <a:prstGeom prst="rect">
+                      <a:avLst/>
+                    </a:prstGeom>
+                    <a:noFill/>
+                    <a:ln>
+                      <a:noFill/>
+                    </a:ln>
+                  </pic:spPr>
+                </pic:pic>
+              </a:graphicData>
+            </a:graphic>
+          </wp:inline>
+        </w:drawing>
+      </w:r>
+    </w:p>
+    <w:p>
+      <w:pPr>
+        <w:pStyle w:val="Caption"/>
+        <w:rPr>
+          <w:lang w:val="en-GB"/>
+        </w:rPr>
+      </w:pPr>
+      <w:r>
+        <w:rPr>
+          <w:lang w:val="en-GB"/>
+        </w:rPr>
+        <w:t xml:space="preserve">Photo </w:t>
+      </w:r>
+      <w:r>
+        <w:fldChar w:fldCharType="begin"/>
+      </w:r>
+      <w:r>
+        <w:rPr>
+          <w:lang w:val="en-GB"/>
+        </w:rPr>
+        <w:instrText xml:space="preserve"> SEQ Photo \* ARABIC </w:instrText>
+      </w:r>
+      <w:r>
+        <w:fldChar w:fldCharType="separate"/>
+      </w:r>
+      <w:r>
+        <w:rPr>
+          <w:noProof/>
+          <w:lang w:val="en-GB"/>
+        </w:rPr>
+        <w:t>5</w:t>
+      </w:r>
+      <w:r>
+        <w:fldChar w:fldCharType="end"/>
+      </w:r>
+      <w:r>
+        <w:rPr>
+          <w:lang w:val="en-GB"/>
+        </w:rPr>
+        <w:t>: Set up of 5 machines on 3 tables at equal height of 4</w:t>
+      </w:r>
+      <w:r>
+        <w:rPr>
+          <w:lang w:val="en-GB"/>
+        </w:rPr>
+        <w:t>,8?</w:t>
+      </w:r>
+      <w:r>
+        <w:rPr>
+          <w:lang w:val="en-GB"/>
+        </w:rPr>
+        <w:t xml:space="preserve"> </w:t>
+      </w:r>
+      <w:r>
+        <w:rPr>
+          <w:lang w:val="en-GB"/>
+        </w:rPr>
+        <w:t>m</w:t>
+      </w:r>
+      <w:r>
+        <w:rPr>
+          <w:lang w:val="en-GB"/>
+        </w:rPr>
+        <w:t>eter</w:t>
+      </w:r>
+      <w:r>
+        <w:rPr>
+          <w:lang w:val="en-GB"/>
+        </w:rPr>
+        <w:t xml:space="preserve"> </w:t>
+      </w:r>
+      <w:r>
+        <w:rPr>
+          <w:lang w:val="en-GB"/>
+        </w:rPr>
+        <w:t>at De Jonge Onderzoekers</w:t>
+      </w:r>
+    </w:p>
+    <w:p>
+      <w:pPr>
         <w:pStyle w:val="Heading1"/>
         <w:rPr>
           <w:lang w:val="en-GB"/>
@@ -4164,62 +5699,32 @@
         <w:rPr>
           <w:lang w:val="en-GB"/>
         </w:rPr>
-        <w:t xml:space="preserve">I have 28 examples of what can be made with </w:t>
-      </w:r>
-      <w:proofErr w:type="spellStart"/>
-      <w:r>
-        <w:rPr>
-          <w:lang w:val="en-GB"/>
-        </w:rPr>
-        <w:t>TurtleStitch</w:t>
-      </w:r>
-      <w:proofErr w:type="spellEnd"/>
-      <w:r>
-        <w:rPr>
-          <w:lang w:val="en-GB"/>
-        </w:rPr>
-        <w:t>. Those I hang over the crates with felt.</w:t>
-      </w:r>
-    </w:p>
-    <w:p>
-      <w:pPr>
-        <w:rPr>
-          <w:lang w:val="en-GB"/>
-        </w:rPr>
-      </w:pPr>
-      <w:r>
-        <w:rPr>
-          <w:lang w:val="en-GB"/>
-        </w:rPr>
-        <w:t xml:space="preserve">I also have examples of 9 </w:t>
-      </w:r>
-      <w:proofErr w:type="spellStart"/>
-      <w:r>
-        <w:rPr>
-          <w:lang w:val="en-GB"/>
-        </w:rPr>
-        <w:t>colors</w:t>
-      </w:r>
-      <w:proofErr w:type="spellEnd"/>
-      <w:r>
-        <w:rPr>
-          <w:lang w:val="en-GB"/>
-        </w:rPr>
-        <w:t xml:space="preserve"> of yarn on 19 </w:t>
-      </w:r>
-      <w:proofErr w:type="spellStart"/>
-      <w:r>
-        <w:rPr>
-          <w:lang w:val="en-GB"/>
-        </w:rPr>
-        <w:t>colors</w:t>
-      </w:r>
-      <w:proofErr w:type="spellEnd"/>
-      <w:r>
-        <w:rPr>
-          <w:lang w:val="en-GB"/>
-        </w:rPr>
-        <w:t xml:space="preserve"> of felt. Those are hung from a lath on a speaker stand.</w:t>
+        <w:t>I have 28 examples of what can be made with TurtleStitch. Those I hang over the crates with felt.</w:t>
+      </w:r>
+    </w:p>
+    <w:p>
+      <w:pPr>
+        <w:rPr>
+          <w:lang w:val="en-GB"/>
+        </w:rPr>
+      </w:pPr>
+      <w:r>
+        <w:rPr>
+          <w:lang w:val="en-GB"/>
+        </w:rPr>
+        <w:t xml:space="preserve">I also have examples of 9 colors of yarn on 19 colors of felt. Those are hung from a lath on a speaker </w:t>
+      </w:r>
+      <w:r>
+        <w:rPr>
+          <w:lang w:val="en-GB"/>
+        </w:rPr>
+        <w:t>tripod</w:t>
+      </w:r>
+      <w:r>
+        <w:rPr>
+          <w:lang w:val="en-GB"/>
+        </w:rPr>
+        <w:t>.</w:t>
       </w:r>
     </w:p>
     <w:p>
@@ -4237,16 +5742,13 @@
     </w:p>
     <w:p>
       <w:pPr>
-        <w:rPr>
-          <w:lang w:val="en-GB"/>
-        </w:rPr>
+        <w:keepNext/>
       </w:pPr>
       <w:r>
         <w:rPr>
           <w:noProof/>
           <w:lang w:val="en-GB"/>
         </w:rPr>
-        <w:lastRenderedPageBreak/>
         <w:drawing>
           <wp:inline distT="0" distB="0" distL="0" distR="0" wp14:anchorId="32BA09BD" wp14:editId="7D074A95">
             <wp:extent cx="4061460" cy="3046095"/>
@@ -4265,7 +5767,7 @@
                     </pic:cNvPicPr>
                   </pic:nvPicPr>
                   <pic:blipFill>
-                    <a:blip r:embed="rId10">
+                    <a:blip r:embed="rId16">
                       <a:extLst>
                         <a:ext uri="{28A0092B-C50C-407E-A947-70E740481C1C}">
                           <a14:useLocalDpi xmlns:a14="http://schemas.microsoft.com/office/drawing/2010/main" val="0"/>
@@ -4299,6 +5801,48 @@
     </w:p>
     <w:p>
       <w:pPr>
+        <w:pStyle w:val="Caption"/>
+        <w:rPr>
+          <w:lang w:val="en-GB"/>
+        </w:rPr>
+      </w:pPr>
+      <w:r>
+        <w:rPr>
+          <w:lang w:val="en-GB"/>
+        </w:rPr>
+        <w:t xml:space="preserve">Photo </w:t>
+      </w:r>
+      <w:r>
+        <w:fldChar w:fldCharType="begin"/>
+      </w:r>
+      <w:r>
+        <w:rPr>
+          <w:lang w:val="en-GB"/>
+        </w:rPr>
+        <w:instrText xml:space="preserve"> SEQ Photo \* ARABIC </w:instrText>
+      </w:r>
+      <w:r>
+        <w:fldChar w:fldCharType="separate"/>
+      </w:r>
+      <w:r>
+        <w:rPr>
+          <w:noProof/>
+          <w:lang w:val="en-GB"/>
+        </w:rPr>
+        <w:t>6</w:t>
+      </w:r>
+      <w:r>
+        <w:fldChar w:fldCharType="end"/>
+      </w:r>
+      <w:r>
+        <w:rPr>
+          <w:lang w:val="en-GB"/>
+        </w:rPr>
+        <w:t>: Examples of embroideries on the left and of yarn/felt combinations on the right</w:t>
+      </w:r>
+    </w:p>
+    <w:p>
+      <w:pPr>
         <w:pStyle w:val="Heading1"/>
         <w:rPr>
           <w:lang w:val="en-GB"/>
@@ -4308,6 +5852,7 @@
         <w:rPr>
           <w:lang w:val="en-GB"/>
         </w:rPr>
+        <w:lastRenderedPageBreak/>
         <w:t>Further displays</w:t>
       </w:r>
     </w:p>
@@ -4321,21 +5866,7 @@
         <w:rPr>
           <w:lang w:val="en-GB"/>
         </w:rPr>
-        <w:t xml:space="preserve">I have a banner in Dutch and one in English that I set up when there is room for it. It helps to explain to passers-by what </w:t>
-      </w:r>
-      <w:proofErr w:type="spellStart"/>
-      <w:r>
-        <w:rPr>
-          <w:lang w:val="en-GB"/>
-        </w:rPr>
-        <w:t>TurtleStitch</w:t>
-      </w:r>
-      <w:proofErr w:type="spellEnd"/>
-      <w:r>
-        <w:rPr>
-          <w:lang w:val="en-GB"/>
-        </w:rPr>
-        <w:t xml:space="preserve"> is.</w:t>
+        <w:t>I have a banner in Dutch and one in English that I set up when there is room for it. It helps to explain to passers-by what TurtleStitch is.</w:t>
       </w:r>
     </w:p>
     <w:p>
@@ -4349,7 +5880,6 @@
           <w:noProof/>
           <w:lang w:val="en-GB"/>
         </w:rPr>
-        <w:lastRenderedPageBreak/>
         <w:drawing>
           <wp:inline distT="0" distB="0" distL="0" distR="0" wp14:anchorId="0F09FED1" wp14:editId="46E5A40D">
             <wp:extent cx="5761355" cy="4319270"/>
@@ -4368,7 +5898,7 @@
                     </pic:cNvPicPr>
                   </pic:nvPicPr>
                   <pic:blipFill>
-                    <a:blip r:embed="rId11" cstate="print">
+                    <a:blip r:embed="rId17" cstate="print">
                       <a:extLst>
                         <a:ext uri="{28A0092B-C50C-407E-A947-70E740481C1C}">
                           <a14:useLocalDpi xmlns:a14="http://schemas.microsoft.com/office/drawing/2010/main" val="0"/>
@@ -4438,6 +5968,18 @@
         </w:rPr>
         <w:t>. It is also available for the participants on the laptops. There is a Dutch and an English version.</w:t>
       </w:r>
+      <w:r>
+        <w:rPr>
+          <w:lang w:val="en-GB"/>
+        </w:rPr>
+        <w:t xml:space="preserve"> A version with subtitles is in preparation so that it can be understood by people when there is no </w:t>
+      </w:r>
+      <w:r>
+        <w:rPr>
+          <w:lang w:val="en-GB"/>
+        </w:rPr>
+        <w:t>audio present.</w:t>
+      </w:r>
     </w:p>
     <w:p>
       <w:pPr>
@@ -4450,19 +5992,11 @@
           <w:lang w:val="en-GB"/>
         </w:rPr>
       </w:pPr>
-      <w:proofErr w:type="spellStart"/>
-      <w:r>
-        <w:rPr>
-          <w:lang w:val="en-GB"/>
-        </w:rPr>
-        <w:t>TurtleStitch</w:t>
-      </w:r>
-      <w:proofErr w:type="spellEnd"/>
-      <w:r>
-        <w:rPr>
-          <w:lang w:val="en-GB"/>
-        </w:rPr>
-        <w:t xml:space="preserve"> Demo </w:t>
+      <w:r>
+        <w:rPr>
+          <w:lang w:val="en-GB"/>
+        </w:rPr>
+        <w:t xml:space="preserve">TurtleStitch Demo </w:t>
       </w:r>
       <w:r>
         <w:rPr>
@@ -4476,7 +6010,7 @@
         </w:rPr>
         <w:br/>
       </w:r>
-      <w:hyperlink r:id="rId12" w:history="1">
+      <w:hyperlink r:id="rId18" w:history="1">
         <w:r>
           <w:rPr>
             <w:rStyle w:val="Hyperlink"/>
@@ -4497,19 +6031,17 @@
           <w:lang w:val="en-GB"/>
         </w:rPr>
       </w:pPr>
-      <w:proofErr w:type="spellStart"/>
-      <w:r>
-        <w:rPr>
-          <w:lang w:val="en-GB"/>
-        </w:rPr>
-        <w:t>TurtleStitch</w:t>
-      </w:r>
-      <w:proofErr w:type="spellEnd"/>
-      <w:r>
-        <w:rPr>
-          <w:lang w:val="en-GB"/>
-        </w:rPr>
-        <w:t xml:space="preserve"> Demo Engels</w:t>
+      <w:r>
+        <w:rPr>
+          <w:lang w:val="en-GB"/>
+        </w:rPr>
+        <w:t xml:space="preserve">TurtleStitch Demo </w:t>
+      </w:r>
+      <w:r>
+        <w:rPr>
+          <w:lang w:val="en-GB"/>
+        </w:rPr>
+        <w:t>English</w:t>
       </w:r>
     </w:p>
     <w:p>
@@ -4519,7 +6051,7 @@
           <w:lang w:val="en-GB"/>
         </w:rPr>
       </w:pPr>
-      <w:hyperlink r:id="rId13" w:history="1">
+      <w:hyperlink r:id="rId19" w:history="1">
         <w:r>
           <w:rPr>
             <w:rStyle w:val="Hyperlink"/>
@@ -4532,11 +6064,132 @@
     <w:p>
       <w:pPr>
         <w:pStyle w:val="ListParagraph"/>
+        <w:rPr>
+          <w:lang w:val="en-GB"/>
+        </w:rPr>
+      </w:pPr>
+    </w:p>
+    <w:p>
+      <w:pPr>
+        <w:pStyle w:val="ListParagraph"/>
+        <w:keepNext/>
         <w:ind w:left="0"/>
-        <w:rPr>
-          <w:lang w:val="en-GB"/>
-        </w:rPr>
-      </w:pPr>
+      </w:pPr>
+      <w:r>
+        <w:rPr>
+          <w:noProof/>
+          <w:lang w:val="en-GB"/>
+        </w:rPr>
+        <w:lastRenderedPageBreak/>
+        <w:drawing>
+          <wp:inline distT="0" distB="0" distL="0" distR="0" wp14:anchorId="0DBFC729" wp14:editId="45AA4CB5">
+            <wp:extent cx="5759450" cy="4322445"/>
+            <wp:effectExtent l="0" t="0" r="0" b="1905"/>
+            <wp:docPr id="500890833" name="Picture 5"/>
+            <wp:cNvGraphicFramePr>
+              <a:graphicFrameLocks xmlns:a="http://schemas.openxmlformats.org/drawingml/2006/main" noChangeAspect="1"/>
+            </wp:cNvGraphicFramePr>
+            <a:graphic xmlns:a="http://schemas.openxmlformats.org/drawingml/2006/main">
+              <a:graphicData uri="http://schemas.openxmlformats.org/drawingml/2006/picture">
+                <pic:pic xmlns:pic="http://schemas.openxmlformats.org/drawingml/2006/picture">
+                  <pic:nvPicPr>
+                    <pic:cNvPr id="0" name="Picture 5"/>
+                    <pic:cNvPicPr>
+                      <a:picLocks noChangeAspect="1" noChangeArrowheads="1"/>
+                    </pic:cNvPicPr>
+                  </pic:nvPicPr>
+                  <pic:blipFill>
+                    <a:blip r:embed="rId20" cstate="print">
+                      <a:extLst>
+                        <a:ext uri="{28A0092B-C50C-407E-A947-70E740481C1C}">
+                          <a14:useLocalDpi xmlns:a14="http://schemas.microsoft.com/office/drawing/2010/main" val="0"/>
+                        </a:ext>
+                      </a:extLst>
+                    </a:blip>
+                    <a:srcRect/>
+                    <a:stretch>
+                      <a:fillRect/>
+                    </a:stretch>
+                  </pic:blipFill>
+                  <pic:spPr bwMode="auto">
+                    <a:xfrm>
+                      <a:off x="0" y="0"/>
+                      <a:ext cx="5759450" cy="4322445"/>
+                    </a:xfrm>
+                    <a:prstGeom prst="rect">
+                      <a:avLst/>
+                    </a:prstGeom>
+                    <a:noFill/>
+                    <a:ln>
+                      <a:noFill/>
+                    </a:ln>
+                  </pic:spPr>
+                </pic:pic>
+              </a:graphicData>
+            </a:graphic>
+          </wp:inline>
+        </w:drawing>
+      </w:r>
+    </w:p>
+    <w:p>
+      <w:pPr>
+        <w:pStyle w:val="Caption"/>
+        <w:rPr>
+          <w:lang w:val="en-GB"/>
+        </w:rPr>
+      </w:pPr>
+      <w:r>
+        <w:rPr>
+          <w:lang w:val="en-GB"/>
+        </w:rPr>
+        <w:t xml:space="preserve">Photo </w:t>
+      </w:r>
+      <w:r>
+        <w:fldChar w:fldCharType="begin"/>
+      </w:r>
+      <w:r>
+        <w:rPr>
+          <w:lang w:val="en-GB"/>
+        </w:rPr>
+        <w:instrText xml:space="preserve"> SEQ Photo \* ARABIC </w:instrText>
+      </w:r>
+      <w:r>
+        <w:fldChar w:fldCharType="separate"/>
+      </w:r>
+      <w:r>
+        <w:rPr>
+          <w:noProof/>
+          <w:lang w:val="en-GB"/>
+        </w:rPr>
+        <w:t>7</w:t>
+      </w:r>
+      <w:r>
+        <w:fldChar w:fldCharType="end"/>
+      </w:r>
+      <w:r>
+        <w:rPr>
+          <w:lang w:val="en-GB"/>
+        </w:rPr>
+        <w:t>: Video display</w:t>
+      </w:r>
+      <w:r>
+        <w:rPr>
+          <w:lang w:val="en-GB"/>
+        </w:rPr>
+        <w:t>s</w:t>
+      </w:r>
+      <w:r>
+        <w:rPr>
+          <w:lang w:val="en-GB"/>
+        </w:rPr>
+        <w:t xml:space="preserve"> at the MakerDays 2026 in Eindhoven</w:t>
+      </w:r>
+      <w:r>
+        <w:rPr>
+          <w:lang w:val="en-GB"/>
+        </w:rPr>
+        <w:t xml:space="preserve"> on the large monitor to the left and a Dutch and English banner at the right and middle.</w:t>
+      </w:r>
     </w:p>
     <w:p>
       <w:pPr>
@@ -4580,22 +6233,7 @@
         <w:rPr>
           <w:lang w:val="en-GB"/>
         </w:rPr>
-        <w:lastRenderedPageBreak/>
-        <w:t xml:space="preserve">A single sheet with how to continue at home, where to find a place where to further learn </w:t>
-      </w:r>
-      <w:proofErr w:type="spellStart"/>
-      <w:r>
-        <w:rPr>
-          <w:lang w:val="en-GB"/>
-        </w:rPr>
-        <w:t>TurtleStitch</w:t>
-      </w:r>
-      <w:proofErr w:type="spellEnd"/>
-      <w:r>
-        <w:rPr>
-          <w:lang w:val="en-GB"/>
-        </w:rPr>
-        <w:t xml:space="preserve"> and a list of nearby places where an embroidery machine may be found.</w:t>
+        <w:t>A single sheet with how to continue at home, where to find a place where to further learn TurtleStitch and a list of nearby places where an embroidery machine may be found.</w:t>
       </w:r>
     </w:p>
     <w:p>
@@ -4609,19 +6247,11 @@
           <w:lang w:val="en-GB"/>
         </w:rPr>
       </w:pPr>
-      <w:proofErr w:type="spellStart"/>
-      <w:r>
-        <w:rPr>
-          <w:lang w:val="en-GB"/>
-        </w:rPr>
-        <w:t>TurtleStitch</w:t>
-      </w:r>
-      <w:proofErr w:type="spellEnd"/>
-      <w:r>
-        <w:rPr>
-          <w:lang w:val="en-GB"/>
-        </w:rPr>
-        <w:t xml:space="preserve"> business cards.</w:t>
+      <w:r>
+        <w:rPr>
+          <w:lang w:val="en-GB"/>
+        </w:rPr>
+        <w:t>TurtleStitch business cards.</w:t>
       </w:r>
     </w:p>
     <w:p>
@@ -4643,7 +6273,7 @@
       </w:r>
     </w:p>
     <w:sectPr>
-      <w:footerReference w:type="default" r:id="rId14"/>
+      <w:footerReference w:type="default" r:id="rId21"/>
       <w:pgSz w:w="11906" w:h="16838"/>
       <w:pgMar w:top="1417" w:right="1417" w:bottom="1417" w:left="1417" w:header="708" w:footer="708" w:gutter="0"/>
       <w:cols w:space="708"/>
@@ -4788,21 +6418,7 @@
       <w:rPr>
         <w:lang w:val="en-GB"/>
       </w:rPr>
-      <w:t xml:space="preserve">How I run my </w:t>
-    </w:r>
-    <w:proofErr w:type="spellStart"/>
-    <w:r>
-      <w:rPr>
-        <w:lang w:val="en-GB"/>
-      </w:rPr>
-      <w:t>TurtleStitch</w:t>
-    </w:r>
-    <w:proofErr w:type="spellEnd"/>
-    <w:r>
-      <w:rPr>
-        <w:lang w:val="en-GB"/>
-      </w:rPr>
-      <w:t xml:space="preserve"> workshops</w:t>
+      <w:t>How I run my TurtleStitch workshops</w:t>
     </w:r>
     <w:r>
       <w:rPr>
@@ -4832,13 +6448,13 @@
       <w:rPr>
         <w:lang w:val="en-GB"/>
       </w:rPr>
-      <w:t>026-0</w:t>
+      <w:t>026-</w:t>
     </w:r>
     <w:r>
       <w:rPr>
         <w:lang w:val="en-GB"/>
       </w:rPr>
-      <w:t>6-16</w:t>
+      <w:t>10-17</w:t>
     </w:r>
   </w:p>
   <w:p>
@@ -5681,6 +7297,119 @@
     </w:lvl>
   </w:abstractNum>
   <w:abstractNum w:abstractNumId="7" w15:restartNumberingAfterBreak="0">
+    <w:nsid w:val="2ACE4DC2"/>
+    <w:multiLevelType w:val="hybridMultilevel"/>
+    <w:tmpl w:val="A85091F4"/>
+    <w:lvl w:ilvl="0" w:tplc="04130001">
+      <w:start w:val="1"/>
+      <w:numFmt w:val="bullet"/>
+      <w:lvlText w:val=""/>
+      <w:lvlJc w:val="left"/>
+      <w:pPr>
+        <w:ind w:left="720" w:hanging="360"/>
+      </w:pPr>
+      <w:rPr>
+        <w:rFonts w:ascii="Symbol" w:hAnsi="Symbol" w:hint="default"/>
+      </w:rPr>
+    </w:lvl>
+    <w:lvl w:ilvl="1" w:tplc="04130003" w:tentative="1">
+      <w:start w:val="1"/>
+      <w:numFmt w:val="bullet"/>
+      <w:lvlText w:val="o"/>
+      <w:lvlJc w:val="left"/>
+      <w:pPr>
+        <w:ind w:left="1440" w:hanging="360"/>
+      </w:pPr>
+      <w:rPr>
+        <w:rFonts w:ascii="Courier New" w:hAnsi="Courier New" w:cs="Courier New" w:hint="default"/>
+      </w:rPr>
+    </w:lvl>
+    <w:lvl w:ilvl="2" w:tplc="04130005" w:tentative="1">
+      <w:start w:val="1"/>
+      <w:numFmt w:val="bullet"/>
+      <w:lvlText w:val=""/>
+      <w:lvlJc w:val="left"/>
+      <w:pPr>
+        <w:ind w:left="2160" w:hanging="360"/>
+      </w:pPr>
+      <w:rPr>
+        <w:rFonts w:ascii="Wingdings" w:hAnsi="Wingdings" w:hint="default"/>
+      </w:rPr>
+    </w:lvl>
+    <w:lvl w:ilvl="3" w:tplc="04130001" w:tentative="1">
+      <w:start w:val="1"/>
+      <w:numFmt w:val="bullet"/>
+      <w:lvlText w:val=""/>
+      <w:lvlJc w:val="left"/>
+      <w:pPr>
+        <w:ind w:left="2880" w:hanging="360"/>
+      </w:pPr>
+      <w:rPr>
+        <w:rFonts w:ascii="Symbol" w:hAnsi="Symbol" w:hint="default"/>
+      </w:rPr>
+    </w:lvl>
+    <w:lvl w:ilvl="4" w:tplc="04130003" w:tentative="1">
+      <w:start w:val="1"/>
+      <w:numFmt w:val="bullet"/>
+      <w:lvlText w:val="o"/>
+      <w:lvlJc w:val="left"/>
+      <w:pPr>
+        <w:ind w:left="3600" w:hanging="360"/>
+      </w:pPr>
+      <w:rPr>
+        <w:rFonts w:ascii="Courier New" w:hAnsi="Courier New" w:cs="Courier New" w:hint="default"/>
+      </w:rPr>
+    </w:lvl>
+    <w:lvl w:ilvl="5" w:tplc="04130005" w:tentative="1">
+      <w:start w:val="1"/>
+      <w:numFmt w:val="bullet"/>
+      <w:lvlText w:val=""/>
+      <w:lvlJc w:val="left"/>
+      <w:pPr>
+        <w:ind w:left="4320" w:hanging="360"/>
+      </w:pPr>
+      <w:rPr>
+        <w:rFonts w:ascii="Wingdings" w:hAnsi="Wingdings" w:hint="default"/>
+      </w:rPr>
+    </w:lvl>
+    <w:lvl w:ilvl="6" w:tplc="04130001" w:tentative="1">
+      <w:start w:val="1"/>
+      <w:numFmt w:val="bullet"/>
+      <w:lvlText w:val=""/>
+      <w:lvlJc w:val="left"/>
+      <w:pPr>
+        <w:ind w:left="5040" w:hanging="360"/>
+      </w:pPr>
+      <w:rPr>
+        <w:rFonts w:ascii="Symbol" w:hAnsi="Symbol" w:hint="default"/>
+      </w:rPr>
+    </w:lvl>
+    <w:lvl w:ilvl="7" w:tplc="04130003" w:tentative="1">
+      <w:start w:val="1"/>
+      <w:numFmt w:val="bullet"/>
+      <w:lvlText w:val="o"/>
+      <w:lvlJc w:val="left"/>
+      <w:pPr>
+        <w:ind w:left="5760" w:hanging="360"/>
+      </w:pPr>
+      <w:rPr>
+        <w:rFonts w:ascii="Courier New" w:hAnsi="Courier New" w:cs="Courier New" w:hint="default"/>
+      </w:rPr>
+    </w:lvl>
+    <w:lvl w:ilvl="8" w:tplc="04130005" w:tentative="1">
+      <w:start w:val="1"/>
+      <w:numFmt w:val="bullet"/>
+      <w:lvlText w:val=""/>
+      <w:lvlJc w:val="left"/>
+      <w:pPr>
+        <w:ind w:left="6480" w:hanging="360"/>
+      </w:pPr>
+      <w:rPr>
+        <w:rFonts w:ascii="Wingdings" w:hAnsi="Wingdings" w:hint="default"/>
+      </w:rPr>
+    </w:lvl>
+  </w:abstractNum>
+  <w:abstractNum w:abstractNumId="8" w15:restartNumberingAfterBreak="0">
     <w:nsid w:val="2F451EAB"/>
     <w:multiLevelType w:val="hybridMultilevel"/>
     <w:tmpl w:val="87BA4C24"/>
@@ -5793,7 +7522,7 @@
       </w:rPr>
     </w:lvl>
   </w:abstractNum>
-  <w:abstractNum w:abstractNumId="8" w15:restartNumberingAfterBreak="0">
+  <w:abstractNum w:abstractNumId="9" w15:restartNumberingAfterBreak="0">
     <w:nsid w:val="35250266"/>
     <w:multiLevelType w:val="hybridMultilevel"/>
     <w:tmpl w:val="21622BCC"/>
@@ -5882,7 +7611,7 @@
       </w:pPr>
     </w:lvl>
   </w:abstractNum>
-  <w:abstractNum w:abstractNumId="9" w15:restartNumberingAfterBreak="0">
+  <w:abstractNum w:abstractNumId="10" w15:restartNumberingAfterBreak="0">
     <w:nsid w:val="3639752E"/>
     <w:multiLevelType w:val="hybridMultilevel"/>
     <w:tmpl w:val="5DCCB722"/>
@@ -5995,7 +7724,7 @@
       </w:rPr>
     </w:lvl>
   </w:abstractNum>
-  <w:abstractNum w:abstractNumId="10" w15:restartNumberingAfterBreak="0">
+  <w:abstractNum w:abstractNumId="11" w15:restartNumberingAfterBreak="0">
     <w:nsid w:val="36C84583"/>
     <w:multiLevelType w:val="hybridMultilevel"/>
     <w:tmpl w:val="DC30E1F4"/>
@@ -6108,7 +7837,7 @@
       </w:rPr>
     </w:lvl>
   </w:abstractNum>
-  <w:abstractNum w:abstractNumId="11" w15:restartNumberingAfterBreak="0">
+  <w:abstractNum w:abstractNumId="12" w15:restartNumberingAfterBreak="0">
     <w:nsid w:val="39CD288D"/>
     <w:multiLevelType w:val="hybridMultilevel"/>
     <w:tmpl w:val="D2A21E12"/>
@@ -6221,7 +7950,7 @@
       </w:rPr>
     </w:lvl>
   </w:abstractNum>
-  <w:abstractNum w:abstractNumId="12" w15:restartNumberingAfterBreak="0">
+  <w:abstractNum w:abstractNumId="13" w15:restartNumberingAfterBreak="0">
     <w:nsid w:val="3DA64A7D"/>
     <w:multiLevelType w:val="hybridMultilevel"/>
     <w:tmpl w:val="AA8421F0"/>
@@ -6334,7 +8063,7 @@
       </w:rPr>
     </w:lvl>
   </w:abstractNum>
-  <w:abstractNum w:abstractNumId="13" w15:restartNumberingAfterBreak="0">
+  <w:abstractNum w:abstractNumId="14" w15:restartNumberingAfterBreak="0">
     <w:nsid w:val="4A6D7EAF"/>
     <w:multiLevelType w:val="hybridMultilevel"/>
     <w:tmpl w:val="A1E40FB2"/>
@@ -6447,7 +8176,7 @@
       </w:rPr>
     </w:lvl>
   </w:abstractNum>
-  <w:abstractNum w:abstractNumId="14" w15:restartNumberingAfterBreak="0">
+  <w:abstractNum w:abstractNumId="15" w15:restartNumberingAfterBreak="0">
     <w:nsid w:val="5B1D3889"/>
     <w:multiLevelType w:val="hybridMultilevel"/>
     <w:tmpl w:val="2448680E"/>
@@ -6560,7 +8289,7 @@
       </w:rPr>
     </w:lvl>
   </w:abstractNum>
-  <w:abstractNum w:abstractNumId="15" w15:restartNumberingAfterBreak="0">
+  <w:abstractNum w:abstractNumId="16" w15:restartNumberingAfterBreak="0">
     <w:nsid w:val="686125F6"/>
     <w:multiLevelType w:val="hybridMultilevel"/>
     <w:tmpl w:val="1EE0CEA6"/>
@@ -6673,7 +8402,7 @@
       </w:rPr>
     </w:lvl>
   </w:abstractNum>
-  <w:abstractNum w:abstractNumId="16" w15:restartNumberingAfterBreak="0">
+  <w:abstractNum w:abstractNumId="17" w15:restartNumberingAfterBreak="0">
     <w:nsid w:val="73A26BF4"/>
     <w:multiLevelType w:val="hybridMultilevel"/>
     <w:tmpl w:val="F5E26F02"/>
@@ -6762,7 +8491,7 @@
       </w:pPr>
     </w:lvl>
   </w:abstractNum>
-  <w:abstractNum w:abstractNumId="17" w15:restartNumberingAfterBreak="0">
+  <w:abstractNum w:abstractNumId="18" w15:restartNumberingAfterBreak="0">
     <w:nsid w:val="78505AE2"/>
     <w:multiLevelType w:val="hybridMultilevel"/>
     <w:tmpl w:val="83A6EF26"/>
@@ -6851,7 +8580,7 @@
       </w:pPr>
     </w:lvl>
   </w:abstractNum>
-  <w:abstractNum w:abstractNumId="18" w15:restartNumberingAfterBreak="0">
+  <w:abstractNum w:abstractNumId="19" w15:restartNumberingAfterBreak="0">
     <w:nsid w:val="7C9E0CD5"/>
     <w:multiLevelType w:val="hybridMultilevel"/>
     <w:tmpl w:val="ECA05BA0"/>
@@ -6965,28 +8694,28 @@
     </w:lvl>
   </w:abstractNum>
   <w:num w:numId="1" w16cid:durableId="134879685">
-    <w:abstractNumId w:val="12"/>
+    <w:abstractNumId w:val="13"/>
   </w:num>
   <w:num w:numId="2" w16cid:durableId="1177185094">
-    <w:abstractNumId w:val="9"/>
+    <w:abstractNumId w:val="10"/>
   </w:num>
   <w:num w:numId="3" w16cid:durableId="637537577">
     <w:abstractNumId w:val="2"/>
   </w:num>
   <w:num w:numId="4" w16cid:durableId="1281185905">
-    <w:abstractNumId w:val="7"/>
+    <w:abstractNumId w:val="8"/>
   </w:num>
   <w:num w:numId="5" w16cid:durableId="1919633490">
-    <w:abstractNumId w:val="11"/>
+    <w:abstractNumId w:val="12"/>
   </w:num>
   <w:num w:numId="6" w16cid:durableId="1687246473">
-    <w:abstractNumId w:val="18"/>
+    <w:abstractNumId w:val="19"/>
   </w:num>
   <w:num w:numId="7" w16cid:durableId="1906254403">
     <w:abstractNumId w:val="6"/>
   </w:num>
   <w:num w:numId="8" w16cid:durableId="362021322">
-    <w:abstractNumId w:val="17"/>
+    <w:abstractNumId w:val="18"/>
   </w:num>
   <w:num w:numId="9" w16cid:durableId="984429574">
     <w:abstractNumId w:val="1"/>
@@ -6998,28 +8727,31 @@
     <w:abstractNumId w:val="3"/>
   </w:num>
   <w:num w:numId="12" w16cid:durableId="59866999">
-    <w:abstractNumId w:val="14"/>
+    <w:abstractNumId w:val="15"/>
   </w:num>
   <w:num w:numId="13" w16cid:durableId="621426739">
-    <w:abstractNumId w:val="10"/>
+    <w:abstractNumId w:val="11"/>
   </w:num>
   <w:num w:numId="14" w16cid:durableId="1128209130">
     <w:abstractNumId w:val="5"/>
   </w:num>
   <w:num w:numId="15" w16cid:durableId="1076635407">
-    <w:abstractNumId w:val="16"/>
+    <w:abstractNumId w:val="17"/>
   </w:num>
   <w:num w:numId="16" w16cid:durableId="1912500051">
-    <w:abstractNumId w:val="8"/>
+    <w:abstractNumId w:val="9"/>
   </w:num>
   <w:num w:numId="17" w16cid:durableId="1852139171">
-    <w:abstractNumId w:val="13"/>
+    <w:abstractNumId w:val="14"/>
   </w:num>
   <w:num w:numId="18" w16cid:durableId="1753818037">
     <w:abstractNumId w:val="0"/>
   </w:num>
   <w:num w:numId="19" w16cid:durableId="1879512167">
-    <w:abstractNumId w:val="15"/>
+    <w:abstractNumId w:val="16"/>
+  </w:num>
+  <w:num w:numId="20" w16cid:durableId="539436962">
+    <w:abstractNumId w:val="7"/>
   </w:num>
 </w:numbering>
 </file>
@@ -8223,6 +9955,25 @@
       </w:tcPr>
     </w:tblStylePr>
   </w:style>
+  <w:style w:type="paragraph" w:styleId="Caption">
+    <w:name w:val="caption"/>
+    <w:basedOn w:val="Normal"/>
+    <w:next w:val="Normal"/>
+    <w:uiPriority w:val="35"/>
+    <w:unhideWhenUsed/>
+    <w:qFormat/>
+    <w:rsid w:val="00946474"/>
+    <w:pPr>
+      <w:spacing w:after="200" w:line="240" w:lineRule="auto"/>
+    </w:pPr>
+    <w:rPr>
+      <w:i/>
+      <w:iCs/>
+      <w:color w:val="44546A" w:themeColor="text2"/>
+      <w:sz w:val="18"/>
+      <w:szCs w:val="18"/>
+    </w:rPr>
+  </w:style>
 </w:styles>
 </file>
 
@@ -8519,4 +10270,16 @@
     </a:ext>
   </a:extLst>
 </a:theme>
+</file>
+
+<file path=customXml/item1.xml><?xml version="1.0" encoding="utf-8"?>
+<b:Sources xmlns:b="http://schemas.openxmlformats.org/officeDocument/2006/bibliography" xmlns="http://schemas.openxmlformats.org/officeDocument/2006/bibliography" SelectedStyle="\APASixthEditionOfficeOnline.xsl" StyleName="APA" Version="6"/>
+</file>
+
+<file path=customXml/itemProps1.xml><?xml version="1.0" encoding="utf-8"?>
+<ds:datastoreItem xmlns:ds="http://schemas.openxmlformats.org/officeDocument/2006/customXml" ds:itemID="{AEAC3007-3ECF-4447-9A95-1C5B22FF3000}">
+  <ds:schemaRefs>
+    <ds:schemaRef ds:uri="http://schemas.openxmlformats.org/officeDocument/2006/bibliography"/>
+  </ds:schemaRefs>
+</ds:datastoreItem>
 </file>